--- a/public/legal/sms-consent.docx
+++ b/public/legal/sms-consent.docx
@@ -2,7 +2,33 @@
 <file path=word/document.xml><?xml version="1.0" encoding="utf-8"?>
 <w:document xmlns:w="http://schemas.openxmlformats.org/wordprocessingml/2006/main" xmlns:m="http://schemas.openxmlformats.org/officeDocument/2006/math" xmlns:r="http://schemas.openxmlformats.org/officeDocument/2006/relationships" xmlns:o="urn:schemas-microsoft-com:office:office" xmlns:v="urn:schemas-microsoft-com:vml" xmlns:w10="urn:schemas-microsoft-com:office:word" xmlns:a="http://schemas.openxmlformats.org/drawingml/2006/main" xmlns:pic="http://schemas.openxmlformats.org/drawingml/2006/picture" xmlns:wp="http://schemas.openxmlformats.org/drawingml/2006/wordprocessingDrawing">
   <w:body>
-    <w:bookmarkStart w:id="40" w:name="X9ad845a1203c20ede446917787d26660e3865cf"/>
+    <w:sdt>
+      <w:sdtPr>
+        <w:docPartObj>
+          <w:docPartGallery w:val="Table of Contents"/>
+          <w:docPartUnique/>
+        </w:docPartObj>
+      </w:sdtPr>
+      <w:sdtContent>
+        <w:p>
+          <w:pPr>
+            <w:pStyle w:val="TOCHeading"/>
+          </w:pPr>
+          <w:r>
+            <w:t xml:space="preserve">Table of Contents</w:t>
+          </w:r>
+        </w:p>
+        <w:p>
+          <w:r>
+            <w:fldChar w:fldCharType="begin" w:dirty="true"/>
+            <w:instrText xml:space="preserve">TOC \o "1-2" \h \z \u</w:instrText>
+            <w:fldChar w:fldCharType="separate"/>
+            <w:fldChar w:fldCharType="end"/>
+          </w:r>
+        </w:p>
+      </w:sdtContent>
+    </w:sdt>
+    <w:bookmarkStart w:id="51" w:name="X9ad845a1203c20ede446917787d26660e3865cf"/>
     <w:p>
       <w:pPr>
         <w:pStyle w:val="Heading1"/>
@@ -17,8 +43,8 @@
       </w:pPr>
       <w:r>
         <w:rPr>
-          <w:b/>
-          <w:bCs/>
+          <w:bCs/>
+          <w:b/>
         </w:rPr>
         <w:t xml:space="preserve">Effective Date:</w:t>
       </w:r>
@@ -26,15 +52,15 @@
         <w:t xml:space="preserve"> </w:t>
       </w:r>
       <w:r>
-        <w:t xml:space="preserve">May 17, 2026</w:t>
-      </w:r>
-      <w:r>
-        <w:t xml:space="preserve"> </w:t>
-      </w:r>
-      <w:r>
-        <w:rPr>
-          <w:b/>
-          <w:bCs/>
+        <w:t xml:space="preserve">[TO BE SET BEFORE LAUNCH]</w:t>
+      </w:r>
+      <w:r>
+        <w:t xml:space="preserve"> </w:t>
+      </w:r>
+      <w:r>
+        <w:rPr>
+          <w:bCs/>
+          <w:b/>
         </w:rPr>
         <w:t xml:space="preserve">Version:</w:t>
       </w:r>
@@ -50,25 +76,34 @@
         <w:pStyle w:val="BodyText"/>
       </w:pPr>
       <w:r>
-        <w:t xml:space="preserve">This SMS / Text Messaging Consent Disclosure (this “</w:t>
-      </w:r>
-      <w:r>
-        <w:rPr>
-          <w:b/>
-          <w:bCs/>
+        <w:t xml:space="preserve">This SMS / Text Messaging Consent Disclosure (this</w:t>
+      </w:r>
+      <w:r>
+        <w:t xml:space="preserve"> </w:t>
+      </w:r>
+      <w:r>
+        <w:t xml:space="preserve">“</w:t>
+      </w:r>
+      <w:r>
+        <w:rPr>
+          <w:bCs/>
+          <w:b/>
         </w:rPr>
         <w:t xml:space="preserve">Disclosure</w:t>
       </w:r>
       <w:r>
-        <w:t xml:space="preserve">”) explains how</w:t>
-      </w:r>
-      <w:r>
-        <w:t xml:space="preserve"> </w:t>
-      </w:r>
-      <w:r>
-        <w:rPr>
-          <w:b/>
-          <w:bCs/>
+        <w:t xml:space="preserve">”</w:t>
+      </w:r>
+      <w:r>
+        <w:t xml:space="preserve">) explains how</w:t>
+      </w:r>
+      <w:r>
+        <w:t xml:space="preserve"> </w:t>
+      </w:r>
+      <w:r>
+        <w:rPr>
+          <w:bCs/>
+          <w:b/>
         </w:rPr>
         <w:t xml:space="preserve">PureTask LLC</w:t>
       </w:r>
@@ -76,22 +111,55 @@
         <w:t xml:space="preserve"> </w:t>
       </w:r>
       <w:r>
-        <w:t xml:space="preserve">(“</w:t>
-      </w:r>
-      <w:r>
-        <w:rPr>
-          <w:b/>
-          <w:bCs/>
+        <w:t xml:space="preserve">(</w:t>
+      </w:r>
+      <w:r>
+        <w:t xml:space="preserve">“</w:t>
+      </w:r>
+      <w:r>
+        <w:rPr>
+          <w:bCs/>
+          <w:b/>
         </w:rPr>
         <w:t xml:space="preserve">PureTask</w:t>
       </w:r>
       <w:r>
-        <w:t xml:space="preserve">,” “we,” “us”) uses text messaging to communicate with you, what consents you are providing, and how you can opt out. It supplements our</w:t>
-      </w:r>
-      <w:r>
-        <w:t xml:space="preserve"> </w:t>
-      </w:r>
-      <w:hyperlink r:id="rId9">
+        <w:t xml:space="preserve">,</w:t>
+      </w:r>
+      <w:r>
+        <w:t xml:space="preserve">”</w:t>
+      </w:r>
+      <w:r>
+        <w:t xml:space="preserve"> </w:t>
+      </w:r>
+      <w:r>
+        <w:t xml:space="preserve">“</w:t>
+      </w:r>
+      <w:r>
+        <w:t xml:space="preserve">we,</w:t>
+      </w:r>
+      <w:r>
+        <w:t xml:space="preserve">”</w:t>
+      </w:r>
+      <w:r>
+        <w:t xml:space="preserve"> </w:t>
+      </w:r>
+      <w:r>
+        <w:t xml:space="preserve">“</w:t>
+      </w:r>
+      <w:r>
+        <w:t xml:space="preserve">us</w:t>
+      </w:r>
+      <w:r>
+        <w:t xml:space="preserve">”</w:t>
+      </w:r>
+      <w:r>
+        <w:t xml:space="preserve">) uses text messaging to communicate with you, what consents you are providing, and how you can opt out. It supplements our</w:t>
+      </w:r>
+      <w:r>
+        <w:t xml:space="preserve"> </w:t>
+      </w:r>
+      <w:hyperlink r:id="rId20">
         <w:r>
           <w:rPr>
             <w:rStyle w:val="Hyperlink"/>
@@ -108,7 +176,7 @@
       <w:r>
         <w:t xml:space="preserve"> </w:t>
       </w:r>
-      <w:hyperlink r:id="rId10">
+      <w:hyperlink r:id="rId21">
         <w:r>
           <w:rPr>
             <w:rStyle w:val="Hyperlink"/>
@@ -132,8 +200,8 @@
       </w:r>
       <w:r>
         <w:rPr>
-          <w:b/>
-          <w:bCs/>
+          <w:bCs/>
+          <w:b/>
         </w:rPr>
         <w:t xml:space="preserve">Telephone Consumer Protection Act (TCPA), 47 U.S.C. § 227</w:t>
       </w:r>
@@ -145,8 +213,8 @@
       </w:r>
       <w:r>
         <w:rPr>
-          <w:b/>
-          <w:bCs/>
+          <w:bCs/>
+          <w:b/>
         </w:rPr>
         <w:t xml:space="preserve">Federal Communications Commission’s implementing regulations (47 C.F.R. § 64.1200)</w:t>
       </w:r>
@@ -158,8 +226,8 @@
       </w:r>
       <w:r>
         <w:rPr>
-          <w:b/>
-          <w:bCs/>
+          <w:bCs/>
+          <w:b/>
         </w:rPr>
         <w:t xml:space="preserve">CTIA Messaging Principles and Best Practices</w:t>
       </w:r>
@@ -171,8 +239,8 @@
       </w:r>
       <w:r>
         <w:rPr>
-          <w:b/>
-          <w:bCs/>
+          <w:bCs/>
+          <w:b/>
         </w:rPr>
         <w:t xml:space="preserve">California Public Utilities Code</w:t>
       </w:r>
@@ -187,8 +255,8 @@
       </w:r>
       <w:r>
         <w:rPr>
-          <w:b/>
-          <w:bCs/>
+          <w:bCs/>
+          <w:b/>
         </w:rPr>
         <w:t xml:space="preserve">California Consumer Privacy Act / California Privacy Rights Act</w:t>
       </w:r>
@@ -200,8 +268,8 @@
       </w:r>
       <w:r>
         <w:rPr>
-          <w:b/>
-          <w:bCs/>
+          <w:bCs/>
+          <w:b/>
         </w:rPr>
         <w:t xml:space="preserve">Florida Telephone Solicitation Act (FTSA), Fla. Stat. § 501.059</w:t>
       </w:r>
@@ -216,7 +284,7 @@
         </w:pict>
       </w:r>
     </w:p>
-    <w:bookmarkStart w:id="13" w:name="two-types-of-messages"/>
+    <w:bookmarkStart w:id="24" w:name="two-types-of-messages"/>
     <w:p>
       <w:pPr>
         <w:pStyle w:val="Heading2"/>
@@ -233,7 +301,7 @@
         <w:t xml:space="preserve">PureTask uses text messaging for two purposes. You can consent to each independently.</w:t>
       </w:r>
     </w:p>
-    <w:bookmarkStart w:id="11" w:name="X041c34ae59ce542280fa423ee8f1c0dc1c28673"/>
+    <w:bookmarkStart w:id="22" w:name="X041c34ae59ce542280fa423ee8f1c0dc1c28673"/>
     <w:p>
       <w:pPr>
         <w:pStyle w:val="Heading3"/>
@@ -254,8 +322,8 @@
       </w:r>
       <w:r>
         <w:rPr>
-          <w:b/>
-          <w:bCs/>
+          <w:bCs/>
+          <w:b/>
         </w:rPr>
         <w:t xml:space="preserve">necessary to operate your account and bookings</w:t>
       </w:r>
@@ -265,11 +333,11 @@
     </w:p>
     <w:p>
       <w:pPr>
-        <w:pStyle w:val="Compact"/>
         <w:numPr>
           <w:ilvl w:val="0"/>
           <w:numId w:val="1001"/>
         </w:numPr>
+        <w:pStyle w:val="Compact"/>
       </w:pPr>
       <w:r>
         <w:t xml:space="preserve">Booking confirmations;</w:t>
@@ -277,11 +345,11 @@
     </w:p>
     <w:p>
       <w:pPr>
-        <w:pStyle w:val="Compact"/>
         <w:numPr>
           <w:ilvl w:val="0"/>
           <w:numId w:val="1001"/>
         </w:numPr>
+        <w:pStyle w:val="Compact"/>
       </w:pPr>
       <w:r>
         <w:t xml:space="preserve">Pro assignment notifications (Clients) or new booking offers (Pros);</w:t>
@@ -289,11 +357,11 @@
     </w:p>
     <w:p>
       <w:pPr>
-        <w:pStyle w:val="Compact"/>
         <w:numPr>
           <w:ilvl w:val="0"/>
           <w:numId w:val="1001"/>
         </w:numPr>
+        <w:pStyle w:val="Compact"/>
       </w:pPr>
       <w:r>
         <w:t xml:space="preserve">Reminders before scheduled service;</w:t>
@@ -301,11 +369,11 @@
     </w:p>
     <w:p>
       <w:pPr>
-        <w:pStyle w:val="Compact"/>
         <w:numPr>
           <w:ilvl w:val="0"/>
           <w:numId w:val="1001"/>
         </w:numPr>
+        <w:pStyle w:val="Compact"/>
       </w:pPr>
       <w:r>
         <w:t xml:space="preserve">Arrival, completion, and review-window notifications;</w:t>
@@ -313,11 +381,11 @@
     </w:p>
     <w:p>
       <w:pPr>
-        <w:pStyle w:val="Compact"/>
         <w:numPr>
           <w:ilvl w:val="0"/>
           <w:numId w:val="1001"/>
         </w:numPr>
+        <w:pStyle w:val="Compact"/>
       </w:pPr>
       <w:r>
         <w:t xml:space="preserve">Payment receipts and payout notifications;</w:t>
@@ -325,11 +393,11 @@
     </w:p>
     <w:p>
       <w:pPr>
-        <w:pStyle w:val="Compact"/>
         <w:numPr>
           <w:ilvl w:val="0"/>
           <w:numId w:val="1001"/>
         </w:numPr>
+        <w:pStyle w:val="Compact"/>
       </w:pPr>
       <w:r>
         <w:t xml:space="preserve">Dispute updates;</w:t>
@@ -337,11 +405,11 @@
     </w:p>
     <w:p>
       <w:pPr>
-        <w:pStyle w:val="Compact"/>
         <w:numPr>
           <w:ilvl w:val="0"/>
           <w:numId w:val="1001"/>
         </w:numPr>
+        <w:pStyle w:val="Compact"/>
       </w:pPr>
       <w:r>
         <w:t xml:space="preserve">Security alerts (e.g., new device login);</w:t>
@@ -349,11 +417,11 @@
     </w:p>
     <w:p>
       <w:pPr>
-        <w:pStyle w:val="Compact"/>
         <w:numPr>
           <w:ilvl w:val="0"/>
           <w:numId w:val="1001"/>
         </w:numPr>
+        <w:pStyle w:val="Compact"/>
       </w:pPr>
       <w:r>
         <w:t xml:space="preserve">Two-factor authentication codes.</w:t>
@@ -371,14 +439,14 @@
       </w:r>
       <w:r>
         <w:rPr>
-          <w:b/>
-          <w:bCs/>
+          <w:bCs/>
+          <w:b/>
         </w:rPr>
         <w:t xml:space="preserve">This consent is necessary to use the Platform.</w:t>
       </w:r>
     </w:p>
-    <w:bookmarkEnd w:id="11"/>
-    <w:bookmarkStart w:id="12" w:name="X9d99d14033207fc89e11ce6adbee9fb012e3310"/>
+    <w:bookmarkEnd w:id="22"/>
+    <w:bookmarkStart w:id="23" w:name="X9d99d14033207fc89e11ce6adbee9fb012e3310"/>
     <w:p>
       <w:pPr>
         <w:pStyle w:val="Heading3"/>
@@ -399,8 +467,8 @@
       </w:r>
       <w:r>
         <w:rPr>
-          <w:b/>
-          <w:bCs/>
+          <w:bCs/>
+          <w:b/>
         </w:rPr>
         <w:t xml:space="preserve">promoting features, offers, referrals, or other marketing content</w:t>
       </w:r>
@@ -410,11 +478,11 @@
     </w:p>
     <w:p>
       <w:pPr>
-        <w:pStyle w:val="Compact"/>
         <w:numPr>
           <w:ilvl w:val="0"/>
           <w:numId w:val="1002"/>
         </w:numPr>
+        <w:pStyle w:val="Compact"/>
       </w:pPr>
       <w:r>
         <w:t xml:space="preserve">New feature announcements;</w:t>
@@ -422,11 +490,11 @@
     </w:p>
     <w:p>
       <w:pPr>
-        <w:pStyle w:val="Compact"/>
         <w:numPr>
           <w:ilvl w:val="0"/>
           <w:numId w:val="1002"/>
         </w:numPr>
+        <w:pStyle w:val="Compact"/>
       </w:pPr>
       <w:r>
         <w:t xml:space="preserve">Promotional offers and discounts;</w:t>
@@ -434,11 +502,11 @@
     </w:p>
     <w:p>
       <w:pPr>
-        <w:pStyle w:val="Compact"/>
         <w:numPr>
           <w:ilvl w:val="0"/>
           <w:numId w:val="1002"/>
         </w:numPr>
+        <w:pStyle w:val="Compact"/>
       </w:pPr>
       <w:r>
         <w:t xml:space="preserve">Referral program invitations;</w:t>
@@ -446,11 +514,11 @@
     </w:p>
     <w:p>
       <w:pPr>
-        <w:pStyle w:val="Compact"/>
         <w:numPr>
           <w:ilvl w:val="0"/>
           <w:numId w:val="1002"/>
         </w:numPr>
+        <w:pStyle w:val="Compact"/>
       </w:pPr>
       <w:r>
         <w:t xml:space="preserve">Newsletter content;</w:t>
@@ -458,11 +526,11 @@
     </w:p>
     <w:p>
       <w:pPr>
-        <w:pStyle w:val="Compact"/>
         <w:numPr>
           <w:ilvl w:val="0"/>
           <w:numId w:val="1002"/>
         </w:numPr>
+        <w:pStyle w:val="Compact"/>
       </w:pPr>
       <w:r>
         <w:t xml:space="preserve">Re-engagement messages.</w:t>
@@ -480,8 +548,8 @@
       </w:r>
       <w:r>
         <w:rPr>
-          <w:b/>
-          <w:bCs/>
+          <w:bCs/>
+          <w:b/>
         </w:rPr>
         <w:t xml:space="preserve">prior express written consent</w:t>
       </w:r>
@@ -493,8 +561,8 @@
       </w:r>
       <w:r>
         <w:rPr>
-          <w:b/>
-          <w:bCs/>
+          <w:bCs/>
+          <w:b/>
         </w:rPr>
         <w:t xml:space="preserve">not</w:t>
       </w:r>
@@ -512,9 +580,9 @@
         </w:pict>
       </w:r>
     </w:p>
-    <w:bookmarkEnd w:id="12"/>
-    <w:bookmarkEnd w:id="13"/>
-    <w:bookmarkStart w:id="14" w:name="X4cfeb21c3085818b6ea287b8468ec8bcb183d2c"/>
+    <w:bookmarkEnd w:id="23"/>
+    <w:bookmarkEnd w:id="24"/>
+    <w:bookmarkStart w:id="25" w:name="X4cfeb21c3085818b6ea287b8468ec8bcb183d2c"/>
     <w:p>
       <w:pPr>
         <w:pStyle w:val="Heading2"/>
@@ -528,25 +596,37 @@
         <w:pStyle w:val="FirstParagraph"/>
       </w:pPr>
       <w:r>
-        <w:t xml:space="preserve">By checking the “</w:t>
-      </w:r>
-      <w:r>
-        <w:rPr>
-          <w:b/>
-          <w:bCs/>
+        <w:t xml:space="preserve">By checking the</w:t>
+      </w:r>
+      <w:r>
+        <w:t xml:space="preserve"> </w:t>
+      </w:r>
+      <w:r>
+        <w:t xml:space="preserve">“</w:t>
+      </w:r>
+      <w:r>
+        <w:rPr>
+          <w:bCs/>
+          <w:b/>
         </w:rPr>
         <w:t xml:space="preserve">I agree to receive marketing text messages from PureTask</w:t>
       </w:r>
       <w:r>
-        <w:t xml:space="preserve">” box during signup or in your account settings, you acknowledge and agree to the following</w:t>
-      </w:r>
-      <w:r>
-        <w:t xml:space="preserve"> </w:t>
-      </w:r>
-      <w:r>
-        <w:rPr>
-          <w:b/>
-          <w:bCs/>
+        <w:t xml:space="preserve">”</w:t>
+      </w:r>
+      <w:r>
+        <w:t xml:space="preserve"> </w:t>
+      </w:r>
+      <w:r>
+        <w:t xml:space="preserve">box during signup or in your account settings, you acknowledge and agree to the following</w:t>
+      </w:r>
+      <w:r>
+        <w:t xml:space="preserve"> </w:t>
+      </w:r>
+      <w:r>
+        <w:rPr>
+          <w:bCs/>
+          <w:b/>
         </w:rPr>
         <w:t xml:space="preserve">Express Written Consent</w:t>
       </w:r>
@@ -566,8 +646,8 @@
       </w:r>
       <w:r>
         <w:rPr>
-          <w:b/>
-          <w:bCs/>
+          <w:bCs/>
+          <w:b/>
         </w:rPr>
         <w:t xml:space="preserve">PureTask LLC</w:t>
       </w:r>
@@ -580,11 +660,11 @@
     </w:p>
     <w:p>
       <w:pPr>
-        <w:pStyle w:val="Compact"/>
         <w:numPr>
           <w:ilvl w:val="0"/>
           <w:numId w:val="1003"/>
         </w:numPr>
+        <w:pStyle w:val="Compact"/>
       </w:pPr>
       <w:r>
         <w:t xml:space="preserve">Consent is</w:t>
@@ -594,8 +674,8 @@
       </w:r>
       <w:r>
         <w:rPr>
-          <w:b/>
-          <w:bCs/>
+          <w:bCs/>
+          <w:b/>
         </w:rPr>
         <w:t xml:space="preserve">not a condition</w:t>
       </w:r>
@@ -608,16 +688,16 @@
     </w:p>
     <w:p>
       <w:pPr>
-        <w:pStyle w:val="Compact"/>
         <w:numPr>
           <w:ilvl w:val="0"/>
           <w:numId w:val="1003"/>
         </w:numPr>
-      </w:pPr>
-      <w:r>
-        <w:rPr>
-          <w:b/>
-          <w:bCs/>
+        <w:pStyle w:val="Compact"/>
+      </w:pPr>
+      <w:r>
+        <w:rPr>
+          <w:bCs/>
+          <w:b/>
         </w:rPr>
         <w:t xml:space="preserve">Message and data rates may apply</w:t>
       </w:r>
@@ -630,11 +710,11 @@
     </w:p>
     <w:p>
       <w:pPr>
-        <w:pStyle w:val="Compact"/>
         <w:numPr>
           <w:ilvl w:val="0"/>
           <w:numId w:val="1003"/>
         </w:numPr>
+        <w:pStyle w:val="Compact"/>
       </w:pPr>
       <w:r>
         <w:t xml:space="preserve">Message frequency varies and may include up to</w:t>
@@ -644,8 +724,8 @@
       </w:r>
       <w:r>
         <w:rPr>
-          <w:b/>
-          <w:bCs/>
+          <w:bCs/>
+          <w:b/>
         </w:rPr>
         <w:t xml:space="preserve">four (4) messages per month</w:t>
       </w:r>
@@ -658,11 +738,11 @@
     </w:p>
     <w:p>
       <w:pPr>
-        <w:pStyle w:val="Compact"/>
         <w:numPr>
           <w:ilvl w:val="0"/>
           <w:numId w:val="1003"/>
         </w:numPr>
+        <w:pStyle w:val="Compact"/>
       </w:pPr>
       <w:r>
         <w:t xml:space="preserve">I can opt out at any time by replying</w:t>
@@ -672,8 +752,8 @@
       </w:r>
       <w:r>
         <w:rPr>
-          <w:b/>
-          <w:bCs/>
+          <w:bCs/>
+          <w:b/>
         </w:rPr>
         <w:t xml:space="preserve">STOP</w:t>
       </w:r>
@@ -686,11 +766,11 @@
     </w:p>
     <w:p>
       <w:pPr>
-        <w:pStyle w:val="Compact"/>
         <w:numPr>
           <w:ilvl w:val="0"/>
           <w:numId w:val="1003"/>
         </w:numPr>
+        <w:pStyle w:val="Compact"/>
       </w:pPr>
       <w:r>
         <w:t xml:space="preserve">I can get help by replying</w:t>
@@ -700,8 +780,8 @@
       </w:r>
       <w:r>
         <w:rPr>
-          <w:b/>
-          <w:bCs/>
+          <w:bCs/>
+          <w:b/>
         </w:rPr>
         <w:t xml:space="preserve">HELP</w:t>
       </w:r>
@@ -714,11 +794,11 @@
     </w:p>
     <w:p>
       <w:pPr>
-        <w:pStyle w:val="Compact"/>
         <w:numPr>
           <w:ilvl w:val="0"/>
           <w:numId w:val="1003"/>
         </w:numPr>
+        <w:pStyle w:val="Compact"/>
       </w:pPr>
       <w:r>
         <w:t xml:space="preserve">This consent is governed by the</w:t>
@@ -728,24 +808,24 @@
       </w:r>
       <w:r>
         <w:rPr>
-          <w:b/>
-          <w:bCs/>
+          <w:bCs/>
+          <w:b/>
         </w:rPr>
         <w:t xml:space="preserve">PureTask</w:t>
       </w:r>
       <w:r>
         <w:rPr>
-          <w:b/>
-          <w:bCs/>
-        </w:rPr>
-        <w:t xml:space="preserve"> </w:t>
-      </w:r>
-      <w:hyperlink r:id="rId9">
+          <w:bCs/>
+          <w:b/>
+        </w:rPr>
+        <w:t xml:space="preserve"> </w:t>
+      </w:r>
+      <w:hyperlink r:id="rId20">
         <w:r>
           <w:rPr>
             <w:rStyle w:val="Hyperlink"/>
+            <w:bCs/>
             <w:b/>
-            <w:bCs/>
           </w:rPr>
           <w:t xml:space="preserve">Privacy Policy</w:t>
         </w:r>
@@ -761,8 +841,8 @@
         </w:pict>
       </w:r>
     </w:p>
-    <w:bookmarkEnd w:id="14"/>
-    <w:bookmarkStart w:id="19" w:name="quiet-hours-and-banned-days"/>
+    <w:bookmarkEnd w:id="25"/>
+    <w:bookmarkStart w:id="30" w:name="quiet-hours-and-banned-days"/>
     <w:p>
       <w:pPr>
         <w:pStyle w:val="Heading2"/>
@@ -771,7 +851,7 @@
         <w:t xml:space="preserve">3. Quiet Hours and Banned Days</w:t>
       </w:r>
     </w:p>
-    <w:bookmarkStart w:id="15" w:name="federal-tcpa-quiet-hours"/>
+    <w:bookmarkStart w:id="26" w:name="federal-tcpa-quiet-hours"/>
     <w:p>
       <w:pPr>
         <w:pStyle w:val="Heading3"/>
@@ -792,8 +872,8 @@
       </w:r>
       <w:r>
         <w:rPr>
-          <w:b/>
-          <w:bCs/>
+          <w:bCs/>
+          <w:b/>
         </w:rPr>
         <w:t xml:space="preserve">47 C.F.R. § 64.1200(c)(1)</w:t>
       </w:r>
@@ -805,8 +885,8 @@
       </w:r>
       <w:r>
         <w:rPr>
-          <w:b/>
-          <w:bCs/>
+          <w:bCs/>
+          <w:b/>
         </w:rPr>
         <w:t xml:space="preserve">marketing text messages</w:t>
       </w:r>
@@ -821,8 +901,8 @@
       </w:r>
       <w:r>
         <w:rPr>
-          <w:b/>
-          <w:bCs/>
+          <w:bCs/>
+          <w:b/>
         </w:rPr>
         <w:t xml:space="preserve">8:00 a.m.</w:t>
       </w:r>
@@ -837,8 +917,8 @@
       </w:r>
       <w:r>
         <w:rPr>
-          <w:b/>
-          <w:bCs/>
+          <w:bCs/>
+          <w:b/>
         </w:rPr>
         <w:t xml:space="preserve">9:00 p.m.</w:t>
       </w:r>
@@ -853,8 +933,8 @@
       </w:r>
       <w:r>
         <w:rPr>
-          <w:b/>
-          <w:bCs/>
+          <w:bCs/>
+          <w:b/>
         </w:rPr>
         <w:t xml:space="preserve">local time zone</w:t>
       </w:r>
@@ -865,8 +945,8 @@
         <w:t xml:space="preserve">(determined by your area code or last known location).</w:t>
       </w:r>
     </w:p>
-    <w:bookmarkEnd w:id="15"/>
-    <w:bookmarkStart w:id="16" w:name="transactional-messages"/>
+    <w:bookmarkEnd w:id="26"/>
+    <w:bookmarkStart w:id="27" w:name="transactional-messages"/>
     <w:p>
       <w:pPr>
         <w:pStyle w:val="Heading3"/>
@@ -887,8 +967,8 @@
       </w:r>
       <w:r>
         <w:rPr>
-          <w:b/>
-          <w:bCs/>
+          <w:bCs/>
+          <w:b/>
         </w:rPr>
         <w:t xml:space="preserve">not</w:t>
       </w:r>
@@ -899,8 +979,8 @@
         <w:t xml:space="preserve">subject to quiet-hour restrictions, as they are not solicitations under the TCPA and are tied to your active use of the Platform.</w:t>
       </w:r>
     </w:p>
-    <w:bookmarkEnd w:id="16"/>
-    <w:bookmarkStart w:id="17" w:name="florida-restrictions-ftsa"/>
+    <w:bookmarkEnd w:id="27"/>
+    <w:bookmarkStart w:id="28" w:name="florida-restrictions-ftsa"/>
     <w:p>
       <w:pPr>
         <w:pStyle w:val="Heading3"/>
@@ -921,8 +1001,8 @@
       </w:r>
       <w:r>
         <w:rPr>
-          <w:b/>
-          <w:bCs/>
+          <w:bCs/>
+          <w:b/>
         </w:rPr>
         <w:t xml:space="preserve">Florida Telephone Solicitation Act, Fla. Stat. § 501.059(1)(c)</w:t>
       </w:r>
@@ -932,16 +1012,16 @@
     </w:p>
     <w:p>
       <w:pPr>
-        <w:pStyle w:val="Compact"/>
         <w:numPr>
           <w:ilvl w:val="0"/>
           <w:numId w:val="1004"/>
         </w:numPr>
-      </w:pPr>
-      <w:r>
-        <w:rPr>
-          <w:b/>
-          <w:bCs/>
+        <w:pStyle w:val="Compact"/>
+      </w:pPr>
+      <w:r>
+        <w:rPr>
+          <w:bCs/>
+          <w:b/>
         </w:rPr>
         <w:t xml:space="preserve">Before 8:00 a.m. or after 8:00 p.m. local time</w:t>
       </w:r>
@@ -954,11 +1034,11 @@
     </w:p>
     <w:p>
       <w:pPr>
-        <w:pStyle w:val="Compact"/>
         <w:numPr>
           <w:ilvl w:val="0"/>
           <w:numId w:val="1004"/>
         </w:numPr>
+        <w:pStyle w:val="Compact"/>
       </w:pPr>
       <w:r>
         <w:t xml:space="preserve">On</w:t>
@@ -968,8 +1048,8 @@
       </w:r>
       <w:r>
         <w:rPr>
-          <w:b/>
-          <w:bCs/>
+          <w:bCs/>
+          <w:b/>
         </w:rPr>
         <w:t xml:space="preserve">any Sunday</w:t>
       </w:r>
@@ -979,11 +1059,11 @@
     </w:p>
     <w:p>
       <w:pPr>
-        <w:pStyle w:val="Compact"/>
         <w:numPr>
           <w:ilvl w:val="0"/>
           <w:numId w:val="1004"/>
         </w:numPr>
+        <w:pStyle w:val="Compact"/>
       </w:pPr>
       <w:r>
         <w:t xml:space="preserve">More than</w:t>
@@ -993,8 +1073,8 @@
       </w:r>
       <w:r>
         <w:rPr>
-          <w:b/>
-          <w:bCs/>
+          <w:bCs/>
+          <w:b/>
         </w:rPr>
         <w:t xml:space="preserve">three (3) times per 24-hour period</w:t>
       </w:r>
@@ -1007,16 +1087,16 @@
     </w:p>
     <w:p>
       <w:pPr>
-        <w:pStyle w:val="Compact"/>
         <w:numPr>
           <w:ilvl w:val="0"/>
           <w:numId w:val="1004"/>
         </w:numPr>
-      </w:pPr>
-      <w:r>
-        <w:rPr>
-          <w:b/>
-          <w:bCs/>
+        <w:pStyle w:val="Compact"/>
+      </w:pPr>
+      <w:r>
+        <w:rPr>
+          <w:bCs/>
+          <w:b/>
         </w:rPr>
         <w:t xml:space="preserve">Without disclosing the sender’s identity</w:t>
       </w:r>
@@ -1035,8 +1115,8 @@
         <w:t xml:space="preserve">PureTask’s marketing-SMS system is configured to comply with FTSA for Florida-based numbers.</w:t>
       </w:r>
     </w:p>
-    <w:bookmarkEnd w:id="17"/>
-    <w:bookmarkStart w:id="18" w:name="california"/>
+    <w:bookmarkEnd w:id="28"/>
+    <w:bookmarkStart w:id="29" w:name="california"/>
     <w:p>
       <w:pPr>
         <w:pStyle w:val="Heading3"/>
@@ -1057,8 +1137,8 @@
       </w:r>
       <w:r>
         <w:rPr>
-          <w:b/>
-          <w:bCs/>
+          <w:bCs/>
+          <w:b/>
         </w:rPr>
         <w:t xml:space="preserve">California Public Utilities Code § 2871</w:t>
       </w:r>
@@ -1076,9 +1156,9 @@
         </w:pict>
       </w:r>
     </w:p>
-    <w:bookmarkEnd w:id="18"/>
-    <w:bookmarkEnd w:id="19"/>
-    <w:bookmarkStart w:id="20" w:name="sender-identification"/>
+    <w:bookmarkEnd w:id="29"/>
+    <w:bookmarkEnd w:id="30"/>
+    <w:bookmarkStart w:id="31" w:name="sender-identification"/>
     <w:p>
       <w:pPr>
         <w:pStyle w:val="Heading2"/>
@@ -1097,16 +1177,16 @@
     </w:p>
     <w:p>
       <w:pPr>
-        <w:pStyle w:val="Compact"/>
         <w:numPr>
           <w:ilvl w:val="0"/>
           <w:numId w:val="1005"/>
         </w:numPr>
-      </w:pPr>
-      <w:r>
-        <w:rPr>
-          <w:b/>
-          <w:bCs/>
+        <w:pStyle w:val="Compact"/>
+      </w:pPr>
+      <w:r>
+        <w:rPr>
+          <w:bCs/>
+          <w:b/>
         </w:rPr>
         <w:t xml:space="preserve">Identify the sender</w:t>
       </w:r>
@@ -1114,36 +1194,57 @@
         <w:t xml:space="preserve"> </w:t>
       </w:r>
       <w:r>
-        <w:t xml:space="preserve">as “</w:t>
-      </w:r>
-      <w:r>
-        <w:rPr>
-          <w:b/>
-          <w:bCs/>
+        <w:t xml:space="preserve">as</w:t>
+      </w:r>
+      <w:r>
+        <w:t xml:space="preserve"> </w:t>
+      </w:r>
+      <w:r>
+        <w:t xml:space="preserve">“</w:t>
+      </w:r>
+      <w:r>
+        <w:rPr>
+          <w:bCs/>
+          <w:b/>
         </w:rPr>
         <w:t xml:space="preserve">PureTask</w:t>
       </w:r>
       <w:r>
-        <w:t xml:space="preserve">” (or “</w:t>
-      </w:r>
-      <w:r>
-        <w:rPr>
-          <w:b/>
-          <w:bCs/>
+        <w:t xml:space="preserve">”</w:t>
+      </w:r>
+      <w:r>
+        <w:t xml:space="preserve"> </w:t>
+      </w:r>
+      <w:r>
+        <w:t xml:space="preserve">(or</w:t>
+      </w:r>
+      <w:r>
+        <w:t xml:space="preserve"> </w:t>
+      </w:r>
+      <w:r>
+        <w:t xml:space="preserve">“</w:t>
+      </w:r>
+      <w:r>
+        <w:rPr>
+          <w:bCs/>
+          <w:b/>
         </w:rPr>
         <w:t xml:space="preserve">PureTask LLC</w:t>
       </w:r>
       <w:r>
-        <w:t xml:space="preserve">”) at the start of the message;</w:t>
-      </w:r>
-    </w:p>
-    <w:p>
-      <w:pPr>
-        <w:pStyle w:val="Compact"/>
+        <w:t xml:space="preserve">”</w:t>
+      </w:r>
+      <w:r>
+        <w:t xml:space="preserve">) at the start of the message;</w:t>
+      </w:r>
+    </w:p>
+    <w:p>
+      <w:pPr>
         <w:numPr>
           <w:ilvl w:val="0"/>
           <w:numId w:val="1005"/>
         </w:numPr>
+        <w:pStyle w:val="Compact"/>
       </w:pPr>
       <w:r>
         <w:t xml:space="preserve">Include a</w:t>
@@ -1153,8 +1254,8 @@
       </w:r>
       <w:r>
         <w:rPr>
-          <w:b/>
-          <w:bCs/>
+          <w:bCs/>
+          <w:b/>
         </w:rPr>
         <w:t xml:space="preserve">clear purpose</w:t>
       </w:r>
@@ -1167,11 +1268,11 @@
     </w:p>
     <w:p>
       <w:pPr>
-        <w:pStyle w:val="Compact"/>
         <w:numPr>
           <w:ilvl w:val="0"/>
           <w:numId w:val="1005"/>
         </w:numPr>
+        <w:pStyle w:val="Compact"/>
       </w:pPr>
       <w:r>
         <w:t xml:space="preserve">Include</w:t>
@@ -1181,8 +1282,8 @@
       </w:r>
       <w:r>
         <w:rPr>
-          <w:b/>
-          <w:bCs/>
+          <w:bCs/>
+          <w:b/>
         </w:rPr>
         <w:t xml:space="preserve">opt-out instructions</w:t>
       </w:r>
@@ -1190,29 +1291,53 @@
         <w:t xml:space="preserve"> </w:t>
       </w:r>
       <w:r>
-        <w:t xml:space="preserve">(e.g., “Reply STOP to opt out”);</w:t>
-      </w:r>
-    </w:p>
-    <w:p>
-      <w:pPr>
-        <w:pStyle w:val="Compact"/>
+        <w:t xml:space="preserve">(e.g.,</w:t>
+      </w:r>
+      <w:r>
+        <w:t xml:space="preserve"> </w:t>
+      </w:r>
+      <w:r>
+        <w:t xml:space="preserve">“</w:t>
+      </w:r>
+      <w:r>
+        <w:t xml:space="preserve">Reply STOP to opt out</w:t>
+      </w:r>
+      <w:r>
+        <w:t xml:space="preserve">”</w:t>
+      </w:r>
+      <w:r>
+        <w:t xml:space="preserve">);</w:t>
+      </w:r>
+    </w:p>
+    <w:p>
+      <w:pPr>
         <w:numPr>
           <w:ilvl w:val="0"/>
           <w:numId w:val="1005"/>
         </w:numPr>
-      </w:pPr>
-      <w:r>
-        <w:t xml:space="preserve">For initial messages, include a link to this Disclosure: “</w:t>
-      </w:r>
-      <w:r>
-        <w:rPr>
-          <w:b/>
-          <w:bCs/>
+        <w:pStyle w:val="Compact"/>
+      </w:pPr>
+      <w:r>
+        <w:t xml:space="preserve">For initial messages, include a link to this Disclosure:</w:t>
+      </w:r>
+      <w:r>
+        <w:t xml:space="preserve"> </w:t>
+      </w:r>
+      <w:r>
+        <w:t xml:space="preserve">“</w:t>
+      </w:r>
+      <w:r>
+        <w:rPr>
+          <w:bCs/>
+          <w:b/>
         </w:rPr>
         <w:t xml:space="preserve">Msg&amp;data rates may apply. Reply STOP to cancel, HELP for help. T&amp;Cs: puretask.co/legal/sms</w:t>
       </w:r>
       <w:r>
-        <w:t xml:space="preserve">.”</w:t>
+        <w:t xml:space="preserve">.</w:t>
+      </w:r>
+      <w:r>
+        <w:t xml:space="preserve">”</w:t>
       </w:r>
     </w:p>
     <w:p>
@@ -1230,8 +1355,8 @@
         </w:pict>
       </w:r>
     </w:p>
-    <w:bookmarkEnd w:id="20"/>
-    <w:bookmarkStart w:id="21" w:name="caller-id-and-number-display"/>
+    <w:bookmarkEnd w:id="31"/>
+    <w:bookmarkStart w:id="32" w:name="caller-id-and-number-display"/>
     <w:p>
       <w:pPr>
         <w:pStyle w:val="Heading2"/>
@@ -1252,8 +1377,8 @@
       </w:r>
       <w:r>
         <w:rPr>
-          <w:b/>
-          <w:bCs/>
+          <w:bCs/>
+          <w:b/>
         </w:rPr>
         <w:t xml:space="preserve">47 U.S.C. § 227(e)</w:t>
       </w:r>
@@ -1268,8 +1393,8 @@
       </w:r>
       <w:r>
         <w:rPr>
-          <w:b/>
-          <w:bCs/>
+          <w:bCs/>
+          <w:b/>
         </w:rPr>
         <w:t xml:space="preserve">California Public Utilities Code § 2871</w:t>
       </w:r>
@@ -1281,8 +1406,8 @@
       </w:r>
       <w:r>
         <w:rPr>
-          <w:b/>
-          <w:bCs/>
+          <w:bCs/>
+          <w:b/>
         </w:rPr>
         <w:t xml:space="preserve">short code</w:t>
       </w:r>
@@ -1290,25 +1415,34 @@
         <w:t xml:space="preserve"> </w:t>
       </w:r>
       <w:r>
-        <w:t xml:space="preserve">(e.g., “</w:t>
-      </w:r>
-      <w:r>
-        <w:rPr>
-          <w:b/>
-          <w:bCs/>
+        <w:t xml:space="preserve">(e.g.,</w:t>
+      </w:r>
+      <w:r>
+        <w:t xml:space="preserve"> </w:t>
+      </w:r>
+      <w:r>
+        <w:t xml:space="preserve">“</w:t>
+      </w:r>
+      <w:r>
+        <w:rPr>
+          <w:bCs/>
+          <w:b/>
         </w:rPr>
         <w:t xml:space="preserve">12345</w:t>
       </w:r>
       <w:r>
-        <w:t xml:space="preserve">”) or a verified</w:t>
-      </w:r>
-      <w:r>
-        <w:t xml:space="preserve"> </w:t>
-      </w:r>
-      <w:r>
-        <w:rPr>
-          <w:b/>
-          <w:bCs/>
+        <w:t xml:space="preserve">”</w:t>
+      </w:r>
+      <w:r>
+        <w:t xml:space="preserve">) or a verified</w:t>
+      </w:r>
+      <w:r>
+        <w:t xml:space="preserve"> </w:t>
+      </w:r>
+      <w:r>
+        <w:rPr>
+          <w:bCs/>
+          <w:b/>
         </w:rPr>
         <w:t xml:space="preserve">10DLC</w:t>
       </w:r>
@@ -1323,8 +1457,8 @@
       </w:r>
       <w:r>
         <w:rPr>
-          <w:b/>
-          <w:bCs/>
+          <w:bCs/>
+          <w:b/>
         </w:rPr>
         <w:t xml:space="preserve">The Campaign Registry</w:t>
       </w:r>
@@ -1344,8 +1478,8 @@
       </w:r>
       <w:r>
         <w:rPr>
-          <w:b/>
-          <w:bCs/>
+          <w:bCs/>
+          <w:b/>
         </w:rPr>
         <w:t xml:space="preserve">not</w:t>
       </w:r>
@@ -1363,8 +1497,8 @@
         </w:pict>
       </w:r>
     </w:p>
-    <w:bookmarkEnd w:id="21"/>
-    <w:bookmarkStart w:id="26" w:name="opting-out"/>
+    <w:bookmarkEnd w:id="32"/>
+    <w:bookmarkStart w:id="37" w:name="opting-out"/>
     <w:p>
       <w:pPr>
         <w:pStyle w:val="Heading2"/>
@@ -1373,7 +1507,7 @@
         <w:t xml:space="preserve">6. Opting Out</w:t>
       </w:r>
     </w:p>
-    <w:bookmarkStart w:id="22" w:name="opt-out-of-marketing-messages"/>
+    <w:bookmarkStart w:id="33" w:name="opt-out-of-marketing-messages"/>
     <w:p>
       <w:pPr>
         <w:pStyle w:val="Heading3"/>
@@ -1392,16 +1526,16 @@
     </w:p>
     <w:p>
       <w:pPr>
-        <w:pStyle w:val="Compact"/>
         <w:numPr>
           <w:ilvl w:val="0"/>
           <w:numId w:val="1006"/>
         </w:numPr>
-      </w:pPr>
-      <w:r>
-        <w:rPr>
-          <w:b/>
-          <w:bCs/>
+        <w:pStyle w:val="Compact"/>
+      </w:pPr>
+      <w:r>
+        <w:rPr>
+          <w:bCs/>
+          <w:b/>
         </w:rPr>
         <w:t xml:space="preserve">Reply STOP</w:t>
       </w:r>
@@ -1414,16 +1548,16 @@
     </w:p>
     <w:p>
       <w:pPr>
-        <w:pStyle w:val="Compact"/>
         <w:numPr>
           <w:ilvl w:val="0"/>
           <w:numId w:val="1006"/>
         </w:numPr>
-      </w:pPr>
-      <w:r>
-        <w:rPr>
-          <w:b/>
-          <w:bCs/>
+        <w:pStyle w:val="Compact"/>
+      </w:pPr>
+      <w:r>
+        <w:rPr>
+          <w:bCs/>
+          <w:b/>
         </w:rPr>
         <w:t xml:space="preserve">Adjust preferences</w:t>
       </w:r>
@@ -1436,16 +1570,16 @@
     </w:p>
     <w:p>
       <w:pPr>
-        <w:pStyle w:val="Compact"/>
         <w:numPr>
           <w:ilvl w:val="0"/>
           <w:numId w:val="1006"/>
         </w:numPr>
-      </w:pPr>
-      <w:r>
-        <w:rPr>
-          <w:b/>
-          <w:bCs/>
+        <w:pStyle w:val="Compact"/>
+      </w:pPr>
+      <w:r>
+        <w:rPr>
+          <w:bCs/>
+          <w:b/>
         </w:rPr>
         <w:t xml:space="preserve">Email otherpuretask@gmail.com</w:t>
       </w:r>
@@ -1453,17 +1587,26 @@
         <w:t xml:space="preserve"> </w:t>
       </w:r>
       <w:r>
-        <w:t xml:space="preserve">with the subject “</w:t>
-      </w:r>
-      <w:r>
-        <w:rPr>
-          <w:b/>
-          <w:bCs/>
+        <w:t xml:space="preserve">with the subject</w:t>
+      </w:r>
+      <w:r>
+        <w:t xml:space="preserve"> </w:t>
+      </w:r>
+      <w:r>
+        <w:t xml:space="preserve">“</w:t>
+      </w:r>
+      <w:r>
+        <w:rPr>
+          <w:bCs/>
+          <w:b/>
         </w:rPr>
         <w:t xml:space="preserve">SMS Opt Out</w:t>
       </w:r>
       <w:r>
-        <w:t xml:space="preserve">.”</w:t>
+        <w:t xml:space="preserve">.</w:t>
+      </w:r>
+      <w:r>
+        <w:t xml:space="preserve">”</w:t>
       </w:r>
     </w:p>
     <w:p>
@@ -1474,8 +1617,8 @@
         <w:t xml:space="preserve">A confirmation message will be sent. No further marketing messages will be sent after opt-out.</w:t>
       </w:r>
     </w:p>
-    <w:bookmarkEnd w:id="22"/>
-    <w:bookmarkStart w:id="23" w:name="opt-out-of-transactional-messages"/>
+    <w:bookmarkEnd w:id="33"/>
+    <w:bookmarkStart w:id="34" w:name="opt-out-of-transactional-messages"/>
     <w:p>
       <w:pPr>
         <w:pStyle w:val="Heading3"/>
@@ -1496,8 +1639,8 @@
       </w:r>
       <w:r>
         <w:rPr>
-          <w:b/>
-          <w:bCs/>
+          <w:bCs/>
+          <w:b/>
         </w:rPr>
         <w:t xml:space="preserve">otherpuretask@gmail.com</w:t>
       </w:r>
@@ -1505,8 +1648,8 @@
         <w:t xml:space="preserve">.</w:t>
       </w:r>
     </w:p>
-    <w:bookmarkEnd w:id="23"/>
-    <w:bookmarkStart w:id="24" w:name="re-subscribing"/>
+    <w:bookmarkEnd w:id="34"/>
+    <w:bookmarkStart w:id="35" w:name="re-subscribing"/>
     <w:p>
       <w:pPr>
         <w:pStyle w:val="Heading3"/>
@@ -1527,8 +1670,8 @@
       </w:r>
       <w:r>
         <w:rPr>
-          <w:b/>
-          <w:bCs/>
+          <w:bCs/>
+          <w:b/>
         </w:rPr>
         <w:t xml:space="preserve">START</w:t>
       </w:r>
@@ -1539,8 +1682,8 @@
         <w:t xml:space="preserve">to PureTask’s shortcode.</w:t>
       </w:r>
     </w:p>
-    <w:bookmarkEnd w:id="24"/>
-    <w:bookmarkStart w:id="25" w:name="time-to-honor-opt-out"/>
+    <w:bookmarkEnd w:id="35"/>
+    <w:bookmarkStart w:id="36" w:name="time-to-honor-opt-out"/>
     <w:p>
       <w:pPr>
         <w:pStyle w:val="Heading3"/>
@@ -1561,8 +1704,8 @@
       </w:r>
       <w:r>
         <w:rPr>
-          <w:b/>
-          <w:bCs/>
+          <w:bCs/>
+          <w:b/>
         </w:rPr>
         <w:t xml:space="preserve">ten (10) business days</w:t>
       </w:r>
@@ -1580,9 +1723,9 @@
         </w:pict>
       </w:r>
     </w:p>
-    <w:bookmarkEnd w:id="25"/>
-    <w:bookmarkEnd w:id="26"/>
-    <w:bookmarkStart w:id="27" w:name="help"/>
+    <w:bookmarkEnd w:id="36"/>
+    <w:bookmarkEnd w:id="37"/>
+    <w:bookmarkStart w:id="38" w:name="help"/>
     <w:p>
       <w:pPr>
         <w:pStyle w:val="Heading2"/>
@@ -1603,8 +1746,8 @@
       </w:r>
       <w:r>
         <w:rPr>
-          <w:b/>
-          <w:bCs/>
+          <w:bCs/>
+          <w:b/>
         </w:rPr>
         <w:t xml:space="preserve">HELP</w:t>
       </w:r>
@@ -1619,8 +1762,8 @@
       </w:r>
       <w:r>
         <w:rPr>
-          <w:b/>
-          <w:bCs/>
+          <w:bCs/>
+          <w:b/>
         </w:rPr>
         <w:t xml:space="preserve">otherpuretask@gmail.com</w:t>
       </w:r>
@@ -1635,8 +1778,8 @@
         </w:pict>
       </w:r>
     </w:p>
-    <w:bookmarkEnd w:id="27"/>
-    <w:bookmarkStart w:id="28" w:name="message-frequency"/>
+    <w:bookmarkEnd w:id="38"/>
+    <w:bookmarkStart w:id="39" w:name="message-frequency"/>
     <w:p>
       <w:pPr>
         <w:pStyle w:val="Heading2"/>
@@ -1647,16 +1790,16 @@
     </w:p>
     <w:p>
       <w:pPr>
-        <w:pStyle w:val="Compact"/>
         <w:numPr>
           <w:ilvl w:val="0"/>
           <w:numId w:val="1007"/>
         </w:numPr>
-      </w:pPr>
-      <w:r>
-        <w:rPr>
-          <w:b/>
-          <w:bCs/>
+        <w:pStyle w:val="Compact"/>
+      </w:pPr>
+      <w:r>
+        <w:rPr>
+          <w:bCs/>
+          <w:b/>
         </w:rPr>
         <w:t xml:space="preserve">Transactional</w:t>
       </w:r>
@@ -1666,16 +1809,16 @@
     </w:p>
     <w:p>
       <w:pPr>
-        <w:pStyle w:val="Compact"/>
         <w:numPr>
           <w:ilvl w:val="0"/>
           <w:numId w:val="1007"/>
         </w:numPr>
-      </w:pPr>
-      <w:r>
-        <w:rPr>
-          <w:b/>
-          <w:bCs/>
+        <w:pStyle w:val="Compact"/>
+      </w:pPr>
+      <w:r>
+        <w:rPr>
+          <w:bCs/>
+          <w:b/>
         </w:rPr>
         <w:t xml:space="preserve">Marketing (if opted in)</w:t>
       </w:r>
@@ -1687,8 +1830,8 @@
       </w:r>
       <w:r>
         <w:rPr>
-          <w:b/>
-          <w:bCs/>
+          <w:bCs/>
+          <w:b/>
         </w:rPr>
         <w:t xml:space="preserve">four (4) messages per month</w:t>
       </w:r>
@@ -1703,8 +1846,8 @@
         </w:pict>
       </w:r>
     </w:p>
-    <w:bookmarkEnd w:id="28"/>
-    <w:bookmarkStart w:id="29" w:name="message-and-data-rates"/>
+    <w:bookmarkEnd w:id="39"/>
+    <w:bookmarkStart w:id="40" w:name="message-and-data-rates"/>
     <w:p>
       <w:pPr>
         <w:pStyle w:val="Heading2"/>
@@ -1728,8 +1871,8 @@
         </w:pict>
       </w:r>
     </w:p>
-    <w:bookmarkEnd w:id="29"/>
-    <w:bookmarkStart w:id="30" w:name="supported-carriers"/>
+    <w:bookmarkEnd w:id="40"/>
+    <w:bookmarkStart w:id="41" w:name="supported-carriers"/>
     <w:p>
       <w:pPr>
         <w:pStyle w:val="Heading2"/>
@@ -1753,8 +1896,8 @@
         </w:pict>
       </w:r>
     </w:p>
-    <w:bookmarkEnd w:id="30"/>
-    <w:bookmarkStart w:id="31" w:name="privacy"/>
+    <w:bookmarkEnd w:id="41"/>
+    <w:bookmarkStart w:id="42" w:name="privacy"/>
     <w:p>
       <w:pPr>
         <w:pStyle w:val="Heading2"/>
@@ -1773,12 +1916,12 @@
       <w:r>
         <w:t xml:space="preserve"> </w:t>
       </w:r>
-      <w:hyperlink r:id="rId9">
+      <w:hyperlink r:id="rId20">
         <w:r>
           <w:rPr>
             <w:rStyle w:val="Hyperlink"/>
+            <w:bCs/>
             <w:b/>
-            <w:bCs/>
           </w:rPr>
           <w:t xml:space="preserve">Privacy Policy</w:t>
         </w:r>
@@ -1788,8 +1931,8 @@
       </w:r>
       <w:r>
         <w:rPr>
-          <w:b/>
-          <w:bCs/>
+          <w:bCs/>
+          <w:b/>
         </w:rPr>
         <w:t xml:space="preserve">Data Processing Addendum</w:t>
       </w:r>
@@ -1804,8 +1947,8 @@
         </w:pict>
       </w:r>
     </w:p>
-    <w:bookmarkEnd w:id="31"/>
-    <w:bookmarkStart w:id="32" w:name="X8e091dd2fefadeb71a429ef793fee3c17487302"/>
+    <w:bookmarkEnd w:id="42"/>
+    <w:bookmarkStart w:id="43" w:name="X8e091dd2fefadeb71a429ef793fee3c17487302"/>
     <w:p>
       <w:pPr>
         <w:pStyle w:val="Heading2"/>
@@ -1824,11 +1967,11 @@
     </w:p>
     <w:p>
       <w:pPr>
-        <w:pStyle w:val="Compact"/>
         <w:numPr>
           <w:ilvl w:val="0"/>
           <w:numId w:val="1008"/>
         </w:numPr>
+        <w:pStyle w:val="Compact"/>
       </w:pPr>
       <w:r>
         <w:t xml:space="preserve">The exact consent language you accepted;</w:t>
@@ -1836,11 +1979,11 @@
     </w:p>
     <w:p>
       <w:pPr>
-        <w:pStyle w:val="Compact"/>
         <w:numPr>
           <w:ilvl w:val="0"/>
           <w:numId w:val="1008"/>
         </w:numPr>
+        <w:pStyle w:val="Compact"/>
       </w:pPr>
       <w:r>
         <w:t xml:space="preserve">Timestamp of consent;</w:t>
@@ -1848,11 +1991,11 @@
     </w:p>
     <w:p>
       <w:pPr>
-        <w:pStyle w:val="Compact"/>
         <w:numPr>
           <w:ilvl w:val="0"/>
           <w:numId w:val="1008"/>
         </w:numPr>
+        <w:pStyle w:val="Compact"/>
       </w:pPr>
       <w:r>
         <w:t xml:space="preserve">IP address from which consent was given;</w:t>
@@ -1860,11 +2003,11 @@
     </w:p>
     <w:p>
       <w:pPr>
-        <w:pStyle w:val="Compact"/>
         <w:numPr>
           <w:ilvl w:val="0"/>
           <w:numId w:val="1008"/>
         </w:numPr>
+        <w:pStyle w:val="Compact"/>
       </w:pPr>
       <w:r>
         <w:t xml:space="preserve">Method of consent (signup web form, in-app settings toggle);</w:t>
@@ -1872,11 +2015,11 @@
     </w:p>
     <w:p>
       <w:pPr>
-        <w:pStyle w:val="Compact"/>
         <w:numPr>
           <w:ilvl w:val="0"/>
           <w:numId w:val="1008"/>
         </w:numPr>
+        <w:pStyle w:val="Compact"/>
       </w:pPr>
       <w:r>
         <w:t xml:space="preserve">Mobile number to which consent was tied;</w:t>
@@ -1884,11 +2027,11 @@
     </w:p>
     <w:p>
       <w:pPr>
-        <w:pStyle w:val="Compact"/>
         <w:numPr>
           <w:ilvl w:val="0"/>
           <w:numId w:val="1008"/>
         </w:numPr>
+        <w:pStyle w:val="Compact"/>
       </w:pPr>
       <w:r>
         <w:t xml:space="preserve">Any subsequent opt-out or opt-in events.</w:t>
@@ -1906,8 +2049,8 @@
       </w:r>
       <w:r>
         <w:rPr>
-          <w:b/>
-          <w:bCs/>
+          <w:bCs/>
+          <w:b/>
         </w:rPr>
         <w:t xml:space="preserve">five (5) years</w:t>
       </w:r>
@@ -1922,8 +2065,8 @@
       </w:r>
       <w:r>
         <w:rPr>
-          <w:b/>
-          <w:bCs/>
+          <w:bCs/>
+          <w:b/>
         </w:rPr>
         <w:t xml:space="preserve">47 C.F.R. § 64.1200(a)(7)</w:t>
       </w:r>
@@ -1937,8 +2080,8 @@
       </w:pPr>
       <w:r>
         <w:rPr>
-          <w:b/>
-          <w:bCs/>
+          <w:bCs/>
+          <w:b/>
         </w:rPr>
         <w:t xml:space="preserve">You have the right to request a copy of your consent record</w:t>
       </w:r>
@@ -1953,31 +2096,46 @@
       </w:r>
       <w:r>
         <w:rPr>
-          <w:b/>
-          <w:bCs/>
+          <w:bCs/>
+          <w:b/>
         </w:rPr>
         <w:t xml:space="preserve">otherpuretask@gmail.com</w:t>
       </w:r>
       <w:r>
-        <w:t xml:space="preserve">, subject “</w:t>
-      </w:r>
-      <w:r>
-        <w:rPr>
-          <w:b/>
-          <w:bCs/>
+        <w:t xml:space="preserve">, subject</w:t>
+      </w:r>
+      <w:r>
+        <w:t xml:space="preserve"> </w:t>
+      </w:r>
+      <w:r>
+        <w:t xml:space="preserve">“</w:t>
+      </w:r>
+      <w:r>
+        <w:rPr>
+          <w:bCs/>
+          <w:b/>
         </w:rPr>
         <w:t xml:space="preserve">SMS Consent Record Request</w:t>
       </w:r>
       <w:r>
-        <w:t xml:space="preserve">.” PureTask will provide the record within</w:t>
-      </w:r>
-      <w:r>
-        <w:t xml:space="preserve"> </w:t>
-      </w:r>
-      <w:r>
-        <w:rPr>
-          <w:b/>
-          <w:bCs/>
+        <w:t xml:space="preserve">.</w:t>
+      </w:r>
+      <w:r>
+        <w:t xml:space="preserve">”</w:t>
+      </w:r>
+      <w:r>
+        <w:t xml:space="preserve"> </w:t>
+      </w:r>
+      <w:r>
+        <w:t xml:space="preserve">PureTask will provide the record within</w:t>
+      </w:r>
+      <w:r>
+        <w:t xml:space="preserve"> </w:t>
+      </w:r>
+      <w:r>
+        <w:rPr>
+          <w:bCs/>
+          <w:b/>
         </w:rPr>
         <w:t xml:space="preserve">30 days</w:t>
       </w:r>
@@ -1992,8 +2150,8 @@
         </w:pict>
       </w:r>
     </w:p>
-    <w:bookmarkEnd w:id="32"/>
-    <w:bookmarkStart w:id="36" w:name="X53d899cba600c6f9b208894825516d1b5b5ab90"/>
+    <w:bookmarkEnd w:id="43"/>
+    <w:bookmarkStart w:id="47" w:name="X53d899cba600c6f9b208894825516d1b5b5ab90"/>
     <w:p>
       <w:pPr>
         <w:pStyle w:val="Heading2"/>
@@ -2002,7 +2160,7 @@
         <w:t xml:space="preserve">13. California, Texas, and Florida Specific Notices</w:t>
       </w:r>
     </w:p>
-    <w:bookmarkStart w:id="33" w:name="california-1"/>
+    <w:bookmarkStart w:id="44" w:name="california-1"/>
     <w:p>
       <w:pPr>
         <w:pStyle w:val="Heading3"/>
@@ -2023,8 +2181,8 @@
       </w:r>
       <w:r>
         <w:rPr>
-          <w:b/>
-          <w:bCs/>
+          <w:bCs/>
+          <w:b/>
         </w:rPr>
         <w:t xml:space="preserve">California Consumer Privacy Act / California Privacy Rights Act</w:t>
       </w:r>
@@ -2032,15 +2190,51 @@
         <w:t xml:space="preserve"> </w:t>
       </w:r>
       <w:r>
-        <w:t xml:space="preserve">apply to text messaging. You have the right to opt out of any “sale” or “sharing” of your phone number for cross-context behavioral advertising, as described in the Privacy Policy. PureTask honors the</w:t>
-      </w:r>
-      <w:r>
-        <w:t xml:space="preserve"> </w:t>
-      </w:r>
-      <w:r>
-        <w:rPr>
-          <w:b/>
-          <w:bCs/>
+        <w:t xml:space="preserve">apply to text messaging. You have the right to opt out of any</w:t>
+      </w:r>
+      <w:r>
+        <w:t xml:space="preserve"> </w:t>
+      </w:r>
+      <w:r>
+        <w:t xml:space="preserve">“</w:t>
+      </w:r>
+      <w:r>
+        <w:t xml:space="preserve">sale</w:t>
+      </w:r>
+      <w:r>
+        <w:t xml:space="preserve">”</w:t>
+      </w:r>
+      <w:r>
+        <w:t xml:space="preserve"> </w:t>
+      </w:r>
+      <w:r>
+        <w:t xml:space="preserve">or</w:t>
+      </w:r>
+      <w:r>
+        <w:t xml:space="preserve"> </w:t>
+      </w:r>
+      <w:r>
+        <w:t xml:space="preserve">“</w:t>
+      </w:r>
+      <w:r>
+        <w:t xml:space="preserve">sharing</w:t>
+      </w:r>
+      <w:r>
+        <w:t xml:space="preserve">”</w:t>
+      </w:r>
+      <w:r>
+        <w:t xml:space="preserve"> </w:t>
+      </w:r>
+      <w:r>
+        <w:t xml:space="preserve">of your phone number for cross-context behavioral advertising, as described in the Privacy Policy. PureTask honors the</w:t>
+      </w:r>
+      <w:r>
+        <w:t xml:space="preserve"> </w:t>
+      </w:r>
+      <w:r>
+        <w:rPr>
+          <w:bCs/>
+          <w:b/>
         </w:rPr>
         <w:t xml:space="preserve">Global Privacy Control (GPC)</w:t>
       </w:r>
@@ -2051,8 +2245,8 @@
         <w:t xml:space="preserve">signal as an opt-out.</w:t>
       </w:r>
     </w:p>
-    <w:bookmarkEnd w:id="33"/>
-    <w:bookmarkStart w:id="34" w:name="texas"/>
+    <w:bookmarkEnd w:id="44"/>
+    <w:bookmarkStart w:id="45" w:name="texas"/>
     <w:p>
       <w:pPr>
         <w:pStyle w:val="Heading3"/>
@@ -2073,8 +2267,8 @@
       </w:r>
       <w:r>
         <w:rPr>
-          <w:b/>
-          <w:bCs/>
+          <w:bCs/>
+          <w:b/>
         </w:rPr>
         <w:t xml:space="preserve">Texas Business and Commerce Code Ch. 305</w:t>
       </w:r>
@@ -2085,8 +2279,8 @@
         <w:t xml:space="preserve">and TCPA, you have the right to revoke consent to marketing messages at any time. PureTask will honor revocation requests within ten (10) business days.</w:t>
       </w:r>
     </w:p>
-    <w:bookmarkEnd w:id="34"/>
-    <w:bookmarkStart w:id="35" w:name="florida"/>
+    <w:bookmarkEnd w:id="45"/>
+    <w:bookmarkStart w:id="46" w:name="florida"/>
     <w:p>
       <w:pPr>
         <w:pStyle w:val="Heading3"/>
@@ -2107,8 +2301,8 @@
       </w:r>
       <w:r>
         <w:rPr>
-          <w:b/>
-          <w:bCs/>
+          <w:bCs/>
+          <w:b/>
         </w:rPr>
         <w:t xml:space="preserve">Florida Telephone Solicitation Act (FTSA), Fla. Stat. § 501.059</w:t>
       </w:r>
@@ -2120,8 +2314,8 @@
       </w:r>
       <w:r>
         <w:rPr>
-          <w:b/>
-          <w:bCs/>
+          <w:bCs/>
+          <w:b/>
         </w:rPr>
         <w:t xml:space="preserve">prior express written consent</w:t>
       </w:r>
@@ -2136,9 +2330,9 @@
         </w:pict>
       </w:r>
     </w:p>
-    <w:bookmarkEnd w:id="35"/>
-    <w:bookmarkEnd w:id="36"/>
-    <w:bookmarkStart w:id="37" w:name="changes"/>
+    <w:bookmarkEnd w:id="46"/>
+    <w:bookmarkEnd w:id="47"/>
+    <w:bookmarkStart w:id="48" w:name="changes"/>
     <w:p>
       <w:pPr>
         <w:pStyle w:val="Heading2"/>
@@ -2152,7 +2346,25 @@
         <w:pStyle w:val="FirstParagraph"/>
       </w:pPr>
       <w:r>
-        <w:t xml:space="preserve">PureTask may update this Disclosure. Material changes will be communicated by email or in-app notice. The “Effective Date” reflects the most recent revision.</w:t>
+        <w:t xml:space="preserve">PureTask may update this Disclosure. Material changes will be communicated by email or in-app notice. The</w:t>
+      </w:r>
+      <w:r>
+        <w:t xml:space="preserve"> </w:t>
+      </w:r>
+      <w:r>
+        <w:t xml:space="preserve">“</w:t>
+      </w:r>
+      <w:r>
+        <w:t xml:space="preserve">Effective Date</w:t>
+      </w:r>
+      <w:r>
+        <w:t xml:space="preserve">”</w:t>
+      </w:r>
+      <w:r>
+        <w:t xml:space="preserve"> </w:t>
+      </w:r>
+      <w:r>
+        <w:t xml:space="preserve">reflects the most recent revision.</w:t>
       </w:r>
     </w:p>
     <w:p>
@@ -2162,8 +2374,8 @@
         </w:pict>
       </w:r>
     </w:p>
-    <w:bookmarkEnd w:id="37"/>
-    <w:bookmarkStart w:id="38" w:name="contact"/>
+    <w:bookmarkEnd w:id="48"/>
+    <w:bookmarkStart w:id="49" w:name="contact"/>
     <w:p>
       <w:pPr>
         <w:pStyle w:val="Heading2"/>
@@ -2178,8 +2390,8 @@
       </w:pPr>
       <w:r>
         <w:rPr>
-          <w:b/>
-          <w:bCs/>
+          <w:bCs/>
+          <w:b/>
         </w:rPr>
         <w:t xml:space="preserve">PureTask LLC</w:t>
       </w:r>
@@ -2188,8 +2400,8 @@
       </w:r>
       <w:r>
         <w:rPr>
-          <w:b/>
-          <w:bCs/>
+          <w:bCs/>
+          <w:b/>
         </w:rPr>
         <w:t xml:space="preserve">otherpuretask@gmail.com</w:t>
       </w:r>
@@ -2197,17 +2409,26 @@
         <w:t xml:space="preserve"> </w:t>
       </w:r>
       <w:r>
-        <w:t xml:space="preserve">(subject: “</w:t>
-      </w:r>
-      <w:r>
-        <w:rPr>
-          <w:b/>
-          <w:bCs/>
+        <w:t xml:space="preserve">(subject:</w:t>
+      </w:r>
+      <w:r>
+        <w:t xml:space="preserve"> </w:t>
+      </w:r>
+      <w:r>
+        <w:t xml:space="preserve">“</w:t>
+      </w:r>
+      <w:r>
+        <w:rPr>
+          <w:bCs/>
+          <w:b/>
         </w:rPr>
         <w:t xml:space="preserve">SMS</w:t>
       </w:r>
       <w:r>
-        <w:t xml:space="preserve">”)</w:t>
+        <w:t xml:space="preserve">”</w:t>
+      </w:r>
+      <w:r>
+        <w:t xml:space="preserve">)</w:t>
       </w:r>
     </w:p>
     <w:p>
@@ -2217,8 +2438,8 @@
         </w:pict>
       </w:r>
     </w:p>
-    <w:bookmarkEnd w:id="38"/>
-    <w:bookmarkStart w:id="39" w:name="consent-acceptance"/>
+    <w:bookmarkEnd w:id="49"/>
+    <w:bookmarkStart w:id="50" w:name="consent-acceptance"/>
     <w:p>
       <w:pPr>
         <w:pStyle w:val="Heading2"/>
@@ -2232,25 +2453,37 @@
         <w:pStyle w:val="FirstParagraph"/>
       </w:pPr>
       <w:r>
-        <w:t xml:space="preserve">By providing your mobile telephone number and clicking “</w:t>
-      </w:r>
-      <w:r>
-        <w:rPr>
-          <w:b/>
-          <w:bCs/>
+        <w:t xml:space="preserve">By providing your mobile telephone number and clicking</w:t>
+      </w:r>
+      <w:r>
+        <w:t xml:space="preserve"> </w:t>
+      </w:r>
+      <w:r>
+        <w:t xml:space="preserve">“</w:t>
+      </w:r>
+      <w:r>
+        <w:rPr>
+          <w:bCs/>
+          <w:b/>
         </w:rPr>
         <w:t xml:space="preserve">I Accept</w:t>
       </w:r>
       <w:r>
-        <w:t xml:space="preserve">” or otherwise indicating consent in the PureTask signup flow, you acknowledge that you have read this Disclosure and consent to receive</w:t>
-      </w:r>
-      <w:r>
-        <w:t xml:space="preserve"> </w:t>
-      </w:r>
-      <w:r>
-        <w:rPr>
-          <w:b/>
-          <w:bCs/>
+        <w:t xml:space="preserve">”</w:t>
+      </w:r>
+      <w:r>
+        <w:t xml:space="preserve"> </w:t>
+      </w:r>
+      <w:r>
+        <w:t xml:space="preserve">or otherwise indicating consent in the PureTask signup flow, you acknowledge that you have read this Disclosure and consent to receive</w:t>
+      </w:r>
+      <w:r>
+        <w:t xml:space="preserve"> </w:t>
+      </w:r>
+      <w:r>
+        <w:rPr>
+          <w:bCs/>
+          <w:b/>
         </w:rPr>
         <w:t xml:space="preserve">transactional text messages</w:t>
       </w:r>
@@ -2273,8 +2506,8 @@
       </w:r>
       <w:r>
         <w:rPr>
-          <w:b/>
-          <w:bCs/>
+          <w:bCs/>
+          <w:b/>
         </w:rPr>
         <w:t xml:space="preserve">marketing text messages</w:t>
       </w:r>
@@ -2289,8 +2522,8 @@
       </w:r>
       <w:r>
         <w:rPr>
-          <w:b/>
-          <w:bCs/>
+          <w:bCs/>
+          <w:b/>
         </w:rPr>
         <w:t xml:space="preserve">not</w:t>
       </w:r>
@@ -2307,8 +2540,8 @@
       </w:pPr>
       <w:r>
         <w:rPr>
-          <w:b/>
-          <w:bCs/>
+          <w:bCs/>
+          <w:b/>
         </w:rPr>
         <w:t xml:space="preserve">Transactional Consent (Required):</w:t>
       </w:r>
@@ -2325,8 +2558,8 @@
       </w:pPr>
       <w:r>
         <w:rPr>
-          <w:b/>
-          <w:bCs/>
+          <w:bCs/>
+          <w:b/>
         </w:rPr>
         <w:t xml:space="preserve">Marketing Consent (Optional):</w:t>
       </w:r>
@@ -2343,8 +2576,8 @@
       </w:pPr>
       <w:r>
         <w:rPr>
-          <w:b/>
-          <w:bCs/>
+          <w:bCs/>
+          <w:b/>
         </w:rPr>
         <w:t xml:space="preserve">Signature / Electronic Acceptance:</w:t>
       </w:r>
@@ -2359,8 +2592,8 @@
       </w:r>
       <w:r>
         <w:rPr>
-          <w:b/>
-          <w:bCs/>
+          <w:bCs/>
+          <w:b/>
         </w:rPr>
         <w:t xml:space="preserve">Date:</w:t>
       </w:r>
@@ -2384,19 +2617,15 @@
       </w:pPr>
       <w:r>
         <w:rPr>
+          <w:iCs/>
           <w:i/>
-          <w:iCs/>
         </w:rPr>
         <w:t xml:space="preserve">This document is a general template. It is not legal advice. The TCPA and the Florida Telephone Solicitation Act create significant class-action liability ($500–$1,500 per violation under TCPA; similar damages under FTSA). Please have a licensed attorney with TCPA experience review your specific consent flow and message templates before going live.</w:t>
       </w:r>
     </w:p>
-    <w:bookmarkEnd w:id="39"/>
-    <w:bookmarkEnd w:id="40"/>
-    <w:sectPr>
-      <w:footnotePr>
-        <w:numRestart w:val="eachSect"/>
-      </w:footnotePr>
-    </w:sectPr>
+    <w:bookmarkEnd w:id="50"/>
+    <w:bookmarkEnd w:id="51"/>
+    <w:sectPr/>
   </w:body>
 </w:document>
 </file>
@@ -2427,14 +2656,14 @@
 <file path=word/numbering.xml><?xml version="1.0" encoding="utf-8"?>
 <w:numbering xmlns:w="http://schemas.openxmlformats.org/wordprocessingml/2006/main">
   <w:abstractNum w:abstractNumId="990">
-    <w:nsid w:val="0000A990"/>
+    <w:nsid w:val="A990"/>
     <w:multiLevelType w:val="multilevel"/>
     <w:lvl w:ilvl="0">
       <w:numFmt w:val="bullet"/>
       <w:lvlText w:val=" "/>
       <w:lvlJc w:val="left"/>
       <w:pPr>
-        <w:ind w:left="720" w:hanging="360"/>
+        <w:ind w:left="720" w:hanging="480"/>
       </w:pPr>
     </w:lvl>
     <w:lvl w:ilvl="1">
@@ -2442,7 +2671,7 @@
       <w:lvlText w:val=" "/>
       <w:lvlJc w:val="left"/>
       <w:pPr>
-        <w:ind w:left="1440" w:hanging="360"/>
+        <w:ind w:left="1440" w:hanging="480"/>
       </w:pPr>
     </w:lvl>
     <w:lvl w:ilvl="2">
@@ -2450,7 +2679,7 @@
       <w:lvlText w:val=" "/>
       <w:lvlJc w:val="left"/>
       <w:pPr>
-        <w:ind w:left="2160" w:hanging="360"/>
+        <w:ind w:left="2160" w:hanging="480"/>
       </w:pPr>
     </w:lvl>
     <w:lvl w:ilvl="3">
@@ -2458,7 +2687,7 @@
       <w:lvlText w:val=" "/>
       <w:lvlJc w:val="left"/>
       <w:pPr>
-        <w:ind w:left="2880" w:hanging="360"/>
+        <w:ind w:left="2880" w:hanging="480"/>
       </w:pPr>
     </w:lvl>
     <w:lvl w:ilvl="4">
@@ -2466,7 +2695,7 @@
       <w:lvlText w:val=" "/>
       <w:lvlJc w:val="left"/>
       <w:pPr>
-        <w:ind w:left="3600" w:hanging="360"/>
+        <w:ind w:left="3600" w:hanging="480"/>
       </w:pPr>
     </w:lvl>
     <w:lvl w:ilvl="5">
@@ -2474,7 +2703,7 @@
       <w:lvlText w:val=" "/>
       <w:lvlJc w:val="left"/>
       <w:pPr>
-        <w:ind w:left="4320" w:hanging="360"/>
+        <w:ind w:left="4320" w:hanging="480"/>
       </w:pPr>
     </w:lvl>
     <w:lvl w:ilvl="6">
@@ -2482,7 +2711,7 @@
       <w:lvlText w:val=" "/>
       <w:lvlJc w:val="left"/>
       <w:pPr>
-        <w:ind w:left="5040" w:hanging="360"/>
+        <w:ind w:left="5040" w:hanging="480"/>
       </w:pPr>
     </w:lvl>
     <w:lvl w:ilvl="7">
@@ -2490,7 +2719,7 @@
       <w:lvlText w:val=" "/>
       <w:lvlJc w:val="left"/>
       <w:pPr>
-        <w:ind w:left="5760" w:hanging="360"/>
+        <w:ind w:left="5760" w:hanging="480"/>
       </w:pPr>
     </w:lvl>
     <w:lvl w:ilvl="8">
@@ -2498,111 +2727,84 @@
       <w:lvlText w:val=" "/>
       <w:lvlJc w:val="left"/>
       <w:pPr>
-        <w:ind w:left="6480" w:hanging="360"/>
+        <w:ind w:left="6480" w:hanging="480"/>
       </w:pPr>
     </w:lvl>
   </w:abstractNum>
   <w:abstractNum w:abstractNumId="991">
-    <w:nsid w:val="0000A991"/>
+    <w:nsid w:val="A991"/>
     <w:multiLevelType w:val="multilevel"/>
     <w:lvl w:ilvl="0">
       <w:numFmt w:val="bullet"/>
-      <w:lvlText w:val=""/>
+      <w:lvlText w:val="•"/>
       <w:lvlJc w:val="left"/>
       <w:pPr>
-        <w:ind w:left="720" w:hanging="360"/>
-      </w:pPr>
-      <w:rPr>
-        <w:rFonts w:ascii="Symbol" w:hAnsi="Symbol" w:cs="Symbol" w:hint="default"/>
-      </w:rPr>
+        <w:ind w:left="720" w:hanging="480"/>
+      </w:pPr>
     </w:lvl>
     <w:lvl w:ilvl="1">
       <w:numFmt w:val="bullet"/>
-      <w:lvlText w:val="o"/>
+      <w:lvlText w:val="–"/>
       <w:lvlJc w:val="left"/>
       <w:pPr>
-        <w:ind w:left="1440" w:hanging="360"/>
-      </w:pPr>
-      <w:rPr>
-        <w:rFonts w:ascii="Courier New" w:hAnsi="Courier New" w:cs="Courier New" w:hint="default"/>
-      </w:rPr>
+        <w:ind w:left="1440" w:hanging="480"/>
+      </w:pPr>
     </w:lvl>
     <w:lvl w:ilvl="2">
       <w:numFmt w:val="bullet"/>
-      <w:lvlText w:val=""/>
+      <w:lvlText w:val="•"/>
       <w:lvlJc w:val="left"/>
       <w:pPr>
-        <w:ind w:left="2160" w:hanging="360"/>
-      </w:pPr>
-      <w:rPr>
-        <w:rFonts w:ascii="Wingdings" w:hAnsi="Wingdings" w:cs="Wingdings" w:hint="default"/>
-      </w:rPr>
+        <w:ind w:left="2160" w:hanging="480"/>
+      </w:pPr>
     </w:lvl>
     <w:lvl w:ilvl="3">
       <w:numFmt w:val="bullet"/>
-      <w:lvlText w:val=""/>
+      <w:lvlText w:val="–"/>
       <w:lvlJc w:val="left"/>
       <w:pPr>
-        <w:ind w:left="2880" w:hanging="360"/>
-      </w:pPr>
-      <w:rPr>
-        <w:rFonts w:ascii="Symbol" w:hAnsi="Symbol" w:cs="Symbol" w:hint="default"/>
-      </w:rPr>
+        <w:ind w:left="2880" w:hanging="480"/>
+      </w:pPr>
     </w:lvl>
     <w:lvl w:ilvl="4">
       <w:numFmt w:val="bullet"/>
-      <w:lvlText w:val="o"/>
+      <w:lvlText w:val="•"/>
       <w:lvlJc w:val="left"/>
       <w:pPr>
-        <w:ind w:left="3600" w:hanging="360"/>
-      </w:pPr>
-      <w:rPr>
-        <w:rFonts w:ascii="Courier New" w:hAnsi="Courier New" w:cs="Courier New" w:hint="default"/>
-      </w:rPr>
+        <w:ind w:left="3600" w:hanging="480"/>
+      </w:pPr>
     </w:lvl>
     <w:lvl w:ilvl="5">
       <w:numFmt w:val="bullet"/>
-      <w:lvlText w:val=""/>
+      <w:lvlText w:val="–"/>
       <w:lvlJc w:val="left"/>
       <w:pPr>
-        <w:ind w:left="4320" w:hanging="360"/>
-      </w:pPr>
-      <w:rPr>
-        <w:rFonts w:ascii="Wingdings" w:hAnsi="Wingdings" w:cs="Wingdings" w:hint="default"/>
-      </w:rPr>
+        <w:ind w:left="4320" w:hanging="480"/>
+      </w:pPr>
     </w:lvl>
     <w:lvl w:ilvl="6">
       <w:numFmt w:val="bullet"/>
-      <w:lvlText w:val=""/>
+      <w:lvlText w:val="•"/>
       <w:lvlJc w:val="left"/>
       <w:pPr>
-        <w:ind w:left="5040" w:hanging="360"/>
-      </w:pPr>
-      <w:rPr>
-        <w:rFonts w:ascii="Symbol" w:hAnsi="Symbol" w:cs="Symbol" w:hint="default"/>
-      </w:rPr>
+        <w:ind w:left="5040" w:hanging="480"/>
+      </w:pPr>
     </w:lvl>
     <w:lvl w:ilvl="7">
       <w:numFmt w:val="bullet"/>
-      <w:lvlText w:val="o"/>
+      <w:lvlText w:val="–"/>
       <w:lvlJc w:val="left"/>
       <w:pPr>
-        <w:ind w:left="5760" w:hanging="360"/>
-      </w:pPr>
-      <w:rPr>
-        <w:rFonts w:ascii="Courier New" w:hAnsi="Courier New" w:cs="Courier New" w:hint="default"/>
-      </w:rPr>
+        <w:ind w:left="5760" w:hanging="480"/>
+      </w:pPr>
     </w:lvl>
     <w:lvl w:ilvl="8">
       <w:numFmt w:val="bullet"/>
-      <w:lvlText w:val=""/>
+      <w:lvlText w:val="•"/>
       <w:lvlJc w:val="left"/>
       <w:pPr>
-        <w:ind w:left="6480" w:hanging="360"/>
-      </w:pPr>
-      <w:rPr>
-        <w:rFonts w:ascii="Wingdings" w:hAnsi="Wingdings" w:cs="Wingdings" w:hint="default"/>
-      </w:rPr>
+        <w:ind w:left="6480" w:hanging="480"/>
+      </w:pPr>
     </w:lvl>
   </w:abstractNum>
   <w:num w:numId="1000">
@@ -2661,10 +2863,10 @@
     <w:name w:val="Body Text"/>
     <w:basedOn w:val="Normal"/>
     <w:link w:val="BodyTextChar"/>
-    <w:qFormat/>
     <w:pPr>
       <w:spacing w:after="180" w:before="180"/>
     </w:pPr>
+    <w:qFormat/>
   </w:style>
   <w:style w:customStyle="1" w:styleId="FirstParagraph" w:type="paragraph">
     <w:name w:val="First Paragraph"/>
@@ -2684,94 +2886,57 @@
     <w:name w:val="Title"/>
     <w:basedOn w:val="Normal"/>
     <w:next w:val="BodyText"/>
-    <w:link w:val="TitleChar"/>
-    <w:uiPriority w:val="10"/>
     <w:qFormat/>
-    <w:rsid w:val="00A10FD9"/>
     <w:pPr>
-      <w:spacing w:after="80" w:line="240" w:lineRule="auto"/>
-      <w:contextualSpacing/>
+      <w:keepNext/>
+      <w:keepLines/>
+      <w:spacing w:after="240" w:before="480"/>
       <w:jc w:val="center"/>
     </w:pPr>
     <w:rPr>
       <w:rFonts w:asciiTheme="majorHAnsi" w:cstheme="majorBidi" w:eastAsiaTheme="majorEastAsia" w:hAnsiTheme="majorHAnsi"/>
-      <w:sz w:val="56"/>
-      <w:szCs w:val="56"/>
-    </w:rPr>
-  </w:style>
-  <w:style w:customStyle="1" w:styleId="TitleChar" w:type="character">
-    <w:name w:val="Title Char"/>
-    <w:basedOn w:val="DefaultParagraphFont"/>
-    <w:link w:val="Title"/>
-    <w:uiPriority w:val="10"/>
-    <w:rsid w:val="00A10FD9"/>
-    <w:rPr>
-      <w:rFonts w:asciiTheme="majorHAnsi" w:cstheme="majorBidi" w:eastAsiaTheme="majorEastAsia" w:hAnsiTheme="majorHAnsi"/>
-      <w:sz w:val="56"/>
-      <w:szCs w:val="56"/>
+      <w:b/>
+      <w:bCs/>
+      <w:color w:themeColor="accent1" w:themeShade="B5" w:val="345A8A"/>
+      <w:sz w:val="36"/>
+      <w:szCs w:val="36"/>
     </w:rPr>
   </w:style>
   <w:style w:styleId="Subtitle" w:type="paragraph">
     <w:name w:val="Subtitle"/>
-    <w:basedOn w:val="Title"/>
-    <w:next w:val="BodyText"/>
-    <w:link w:val="SubtitleChar"/>
-    <w:uiPriority w:val="11"/>
-    <w:qFormat/>
-    <w:rsid w:val="00A10FD9"/>
-    <w:pPr>
-      <w:numPr>
-        <w:ilvl w:val="1"/>
-      </w:numPr>
-    </w:pPr>
-    <w:rPr>
-      <w:rFonts w:cstheme="majorBidi" w:eastAsiaTheme="majorEastAsia"/>
-      <w:spacing w:val="15"/>
-      <w:sz w:val="28"/>
-      <w:szCs w:val="28"/>
-    </w:rPr>
-  </w:style>
-  <w:style w:customStyle="1" w:styleId="SubtitleChar" w:type="character">
-    <w:name w:val="Subtitle Char"/>
-    <w:basedOn w:val="DefaultParagraphFont"/>
-    <w:link w:val="Subtitle"/>
-    <w:uiPriority w:val="11"/>
-    <w:rsid w:val="00A10FD9"/>
-    <w:rPr>
-      <w:rFonts w:cstheme="majorBidi" w:eastAsiaTheme="majorEastAsia"/>
-      <w:color w:themeColor="text1" w:themeTint="A6" w:val="595959"/>
-      <w:spacing w:val="15"/>
-      <w:sz w:val="28"/>
-      <w:szCs w:val="28"/>
-    </w:rPr>
-  </w:style>
-  <w:style w:customStyle="1" w:styleId="Author" w:type="paragraph">
-    <w:name w:val="Author"/>
     <w:basedOn w:val="Title"/>
     <w:next w:val="BodyText"/>
     <w:qFormat/>
     <w:pPr>
       <w:keepNext/>
       <w:keepLines/>
+      <w:spacing w:after="240" w:before="240"/>
+      <w:jc w:val="center"/>
     </w:pPr>
     <w:rPr>
-      <w:sz w:val="24"/>
-      <w:szCs w:val="24"/>
-    </w:rPr>
-  </w:style>
-  <w:style w:styleId="Date" w:type="paragraph">
-    <w:name w:val="Date"/>
-    <w:basedOn w:val="Title"/>
+      <w:sz w:val="30"/>
+      <w:szCs w:val="30"/>
+    </w:rPr>
+  </w:style>
+  <w:style w:customStyle="1" w:styleId="Author" w:type="paragraph">
+    <w:name w:val="Author"/>
     <w:next w:val="BodyText"/>
     <w:qFormat/>
     <w:pPr>
       <w:keepNext/>
       <w:keepLines/>
+      <w:jc w:val="center"/>
     </w:pPr>
-    <w:rPr>
-      <w:sz w:val="24"/>
-      <w:szCs w:val="24"/>
-    </w:rPr>
+  </w:style>
+  <w:style w:styleId="Date" w:type="paragraph">
+    <w:name w:val="Date"/>
+    <w:next w:val="BodyText"/>
+    <w:qFormat/>
+    <w:pPr>
+      <w:keepNext/>
+      <w:keepLines/>
+      <w:jc w:val="center"/>
+    </w:pPr>
   </w:style>
   <w:style w:customStyle="1" w:styleId="AbstractTitle" w:type="paragraph">
     <w:name w:val="Abstract Title"/>
@@ -2781,13 +2946,15 @@
     <w:pPr>
       <w:keepNext/>
       <w:keepLines/>
+      <w:jc w:val="center"/>
       <w:spacing w:after="0" w:before="300"/>
-      <w:jc w:val="center"/>
     </w:pPr>
     <w:rPr>
-      <w:b/>
       <w:sz w:val="20"/>
       <w:szCs w:val="20"/>
+      <w:b/>
+      <w:color w:val="345A8A"/>
+      &gt;
     </w:rPr>
   </w:style>
   <w:style w:customStyle="1" w:styleId="Abstract" w:type="paragraph">
@@ -2814,321 +2981,191 @@
     <w:rPr/>
   </w:style>
   <w:style w:styleId="Heading1" w:type="paragraph">
-    <w:name w:val="heading 1"/>
+    <w:name w:val="Heading 1"/>
     <w:basedOn w:val="Normal"/>
     <w:next w:val="BodyText"/>
-    <w:link w:val="Heading1Char"/>
     <w:uiPriority w:val="9"/>
     <w:qFormat/>
-    <w:rsid w:val="00A10FD9"/>
     <w:pPr>
       <w:keepNext/>
       <w:keepLines/>
-      <w:spacing w:after="80" w:before="360"/>
+      <w:spacing w:after="0" w:before="480"/>
       <w:outlineLvl w:val="0"/>
     </w:pPr>
     <w:rPr>
       <w:rFonts w:asciiTheme="majorHAnsi" w:cstheme="majorBidi" w:eastAsiaTheme="majorEastAsia" w:hAnsiTheme="majorHAnsi"/>
-      <w:color w:themeColor="accent1" w:themeShade="BF" w:val="0F4761"/>
-      <w:sz w:val="40"/>
-      <w:szCs w:val="40"/>
+      <w:b/>
+      <w:bCs/>
+      <w:color w:themeColor="accent1" w:val="4F81BD"/>
+      <w:sz w:val="32"/>
+      <w:szCs w:val="32"/>
     </w:rPr>
   </w:style>
   <w:style w:styleId="Heading2" w:type="paragraph">
-    <w:name w:val="heading 2"/>
+    <w:name w:val="Heading 2"/>
     <w:basedOn w:val="Normal"/>
     <w:next w:val="BodyText"/>
-    <w:link w:val="Heading2Char"/>
     <w:uiPriority w:val="9"/>
-    <w:semiHidden/>
     <w:unhideWhenUsed/>
     <w:qFormat/>
-    <w:rsid w:val="00A10FD9"/>
     <w:pPr>
       <w:keepNext/>
       <w:keepLines/>
-      <w:spacing w:after="80" w:before="160"/>
+      <w:spacing w:after="0" w:before="200"/>
       <w:outlineLvl w:val="1"/>
     </w:pPr>
     <w:rPr>
       <w:rFonts w:asciiTheme="majorHAnsi" w:cstheme="majorBidi" w:eastAsiaTheme="majorEastAsia" w:hAnsiTheme="majorHAnsi"/>
-      <w:color w:themeColor="accent1" w:themeShade="BF" w:val="0F4761"/>
-      <w:sz w:val="32"/>
-      <w:szCs w:val="32"/>
+      <w:b/>
+      <w:bCs/>
+      <w:color w:themeColor="accent1" w:val="4F81BD"/>
+      <w:sz w:val="28"/>
+      <w:szCs w:val="28"/>
     </w:rPr>
   </w:style>
   <w:style w:styleId="Heading3" w:type="paragraph">
-    <w:name w:val="heading 3"/>
+    <w:name w:val="Heading 3"/>
     <w:basedOn w:val="Normal"/>
     <w:next w:val="BodyText"/>
-    <w:link w:val="Heading3Char"/>
     <w:uiPriority w:val="9"/>
-    <w:semiHidden/>
     <w:unhideWhenUsed/>
     <w:qFormat/>
-    <w:rsid w:val="00A10FD9"/>
     <w:pPr>
       <w:keepNext/>
       <w:keepLines/>
-      <w:spacing w:after="80" w:before="160"/>
+      <w:spacing w:after="0" w:before="200"/>
       <w:outlineLvl w:val="2"/>
     </w:pPr>
     <w:rPr>
-      <w:rFonts w:cstheme="majorBidi" w:eastAsiaTheme="majorEastAsia"/>
-      <w:color w:themeColor="accent1" w:themeShade="BF" w:val="0F4761"/>
-      <w:sz w:val="28"/>
-      <w:szCs w:val="28"/>
+      <w:rFonts w:asciiTheme="majorHAnsi" w:cstheme="majorBidi" w:eastAsiaTheme="majorEastAsia" w:hAnsiTheme="majorHAnsi"/>
+      <w:b/>
+      <w:bCs/>
+      <w:color w:themeColor="accent1" w:val="4F81BD"/>
+      <w:sz w:val="24"/>
+      <w:szCs w:val="24"/>
     </w:rPr>
   </w:style>
   <w:style w:styleId="Heading4" w:type="paragraph">
-    <w:name w:val="heading 4"/>
+    <w:name w:val="Heading 4"/>
     <w:basedOn w:val="Normal"/>
     <w:next w:val="BodyText"/>
-    <w:link w:val="Heading4Char"/>
     <w:uiPriority w:val="9"/>
-    <w:semiHidden/>
     <w:unhideWhenUsed/>
     <w:qFormat/>
-    <w:rsid w:val="00A10FD9"/>
     <w:pPr>
       <w:keepNext/>
       <w:keepLines/>
-      <w:spacing w:after="40" w:before="80"/>
+      <w:spacing w:after="0" w:before="200"/>
       <w:outlineLvl w:val="3"/>
     </w:pPr>
     <w:rPr>
-      <w:rFonts w:cstheme="majorBidi" w:eastAsiaTheme="majorEastAsia"/>
+      <w:rFonts w:asciiTheme="majorHAnsi" w:cstheme="majorBidi" w:eastAsiaTheme="majorEastAsia" w:hAnsiTheme="majorHAnsi"/>
       <w:i/>
-      <w:iCs/>
-      <w:color w:themeColor="accent1" w:themeShade="BF" w:val="0F4761"/>
+      <w:bCs/>
+      <w:color w:themeColor="accent1" w:val="4F81BD"/>
+      <w:sz w:val="24"/>
+      <w:szCs w:val="24"/>
     </w:rPr>
   </w:style>
   <w:style w:styleId="Heading5" w:type="paragraph">
-    <w:name w:val="heading 5"/>
+    <w:name w:val="Heading 5"/>
     <w:basedOn w:val="Normal"/>
     <w:next w:val="BodyText"/>
-    <w:link w:val="Heading5Char"/>
     <w:uiPriority w:val="9"/>
-    <w:semiHidden/>
     <w:unhideWhenUsed/>
     <w:qFormat/>
-    <w:rsid w:val="00A10FD9"/>
     <w:pPr>
       <w:keepNext/>
       <w:keepLines/>
-      <w:spacing w:after="40" w:before="80"/>
+      <w:spacing w:after="0" w:before="200"/>
       <w:outlineLvl w:val="4"/>
     </w:pPr>
     <w:rPr>
-      <w:rFonts w:cstheme="majorBidi" w:eastAsiaTheme="majorEastAsia"/>
-      <w:color w:themeColor="accent1" w:themeShade="BF" w:val="0F4761"/>
+      <w:rFonts w:asciiTheme="majorHAnsi" w:cstheme="majorBidi" w:eastAsiaTheme="majorEastAsia" w:hAnsiTheme="majorHAnsi"/>
+      <w:iCs/>
+      <w:color w:themeColor="accent1" w:val="4F81BD"/>
+      <w:sz w:val="24"/>
+      <w:szCs w:val="24"/>
     </w:rPr>
   </w:style>
   <w:style w:styleId="Heading6" w:type="paragraph">
-    <w:name w:val="heading 6"/>
+    <w:name w:val="Heading 6"/>
     <w:basedOn w:val="Normal"/>
     <w:next w:val="BodyText"/>
-    <w:link w:val="Heading6Char"/>
     <w:uiPriority w:val="9"/>
-    <w:semiHidden/>
     <w:unhideWhenUsed/>
     <w:qFormat/>
-    <w:rsid w:val="00A10FD9"/>
     <w:pPr>
       <w:keepNext/>
       <w:keepLines/>
-      <w:spacing w:after="0" w:before="40"/>
+      <w:spacing w:after="0" w:before="200"/>
       <w:outlineLvl w:val="5"/>
     </w:pPr>
     <w:rPr>
-      <w:rFonts w:cstheme="majorBidi" w:eastAsiaTheme="majorEastAsia"/>
-      <w:i/>
-      <w:iCs/>
-      <w:color w:themeColor="text1" w:themeTint="A6" w:val="595959"/>
+      <w:rFonts w:asciiTheme="majorHAnsi" w:cstheme="majorBidi" w:eastAsiaTheme="majorEastAsia" w:hAnsiTheme="majorHAnsi"/>
+      <w:color w:themeColor="accent1" w:val="4F81BD"/>
+      <w:sz w:val="24"/>
+      <w:szCs w:val="24"/>
     </w:rPr>
   </w:style>
   <w:style w:styleId="Heading7" w:type="paragraph">
-    <w:name w:val="heading 7"/>
+    <w:name w:val="Heading 7"/>
     <w:basedOn w:val="Normal"/>
     <w:next w:val="BodyText"/>
-    <w:link w:val="Heading7Char"/>
     <w:uiPriority w:val="9"/>
-    <w:semiHidden/>
     <w:unhideWhenUsed/>
     <w:qFormat/>
-    <w:rsid w:val="00A10FD9"/>
     <w:pPr>
       <w:keepNext/>
       <w:keepLines/>
-      <w:spacing w:after="0" w:before="40"/>
+      <w:spacing w:after="0" w:before="200"/>
       <w:outlineLvl w:val="6"/>
     </w:pPr>
     <w:rPr>
-      <w:rFonts w:cstheme="majorBidi" w:eastAsiaTheme="majorEastAsia"/>
-      <w:color w:themeColor="text1" w:themeTint="A6" w:val="595959"/>
+      <w:rFonts w:asciiTheme="majorHAnsi" w:cstheme="majorBidi" w:eastAsiaTheme="majorEastAsia" w:hAnsiTheme="majorHAnsi"/>
+      <w:color w:themeColor="accent1" w:val="4F81BD"/>
+      <w:sz w:val="24"/>
+      <w:szCs w:val="24"/>
     </w:rPr>
   </w:style>
   <w:style w:styleId="Heading8" w:type="paragraph">
-    <w:name w:val="heading 8"/>
+    <w:name w:val="Heading 8"/>
     <w:basedOn w:val="Normal"/>
     <w:next w:val="BodyText"/>
-    <w:link w:val="Heading8Char"/>
     <w:uiPriority w:val="9"/>
-    <w:semiHidden/>
     <w:unhideWhenUsed/>
     <w:qFormat/>
-    <w:rsid w:val="00A10FD9"/>
     <w:pPr>
       <w:keepNext/>
       <w:keepLines/>
-      <w:spacing w:after="0"/>
+      <w:spacing w:after="0" w:before="200"/>
       <w:outlineLvl w:val="7"/>
     </w:pPr>
     <w:rPr>
-      <w:rFonts w:cstheme="majorBidi" w:eastAsiaTheme="majorEastAsia"/>
-      <w:i/>
-      <w:iCs/>
-      <w:color w:themeColor="text1" w:themeTint="D8" w:val="272727"/>
+      <w:rFonts w:asciiTheme="majorHAnsi" w:cstheme="majorBidi" w:eastAsiaTheme="majorEastAsia" w:hAnsiTheme="majorHAnsi"/>
+      <w:color w:themeColor="accent1" w:val="4F81BD"/>
+      <w:sz w:val="24"/>
+      <w:szCs w:val="24"/>
     </w:rPr>
   </w:style>
   <w:style w:styleId="Heading9" w:type="paragraph">
-    <w:name w:val="heading 9"/>
+    <w:name w:val="Heading 9"/>
     <w:basedOn w:val="Normal"/>
     <w:next w:val="BodyText"/>
-    <w:link w:val="Heading9Char"/>
     <w:uiPriority w:val="9"/>
-    <w:semiHidden/>
     <w:unhideWhenUsed/>
     <w:qFormat/>
-    <w:rsid w:val="00A10FD9"/>
     <w:pPr>
       <w:keepNext/>
       <w:keepLines/>
-      <w:spacing w:after="0"/>
+      <w:spacing w:after="0" w:before="200"/>
       <w:outlineLvl w:val="8"/>
     </w:pPr>
     <w:rPr>
-      <w:rFonts w:cstheme="majorBidi" w:eastAsiaTheme="majorEastAsia"/>
-      <w:color w:themeColor="text1" w:themeTint="D8" w:val="272727"/>
-    </w:rPr>
-  </w:style>
-  <w:style w:customStyle="1" w:styleId="Heading1Char" w:type="character">
-    <w:name w:val="Heading 1 Char"/>
-    <w:basedOn w:val="DefaultParagraphFont"/>
-    <w:link w:val="Heading1"/>
-    <w:uiPriority w:val="9"/>
-    <w:rsid w:val="00A10FD9"/>
-    <w:rPr>
       <w:rFonts w:asciiTheme="majorHAnsi" w:cstheme="majorBidi" w:eastAsiaTheme="majorEastAsia" w:hAnsiTheme="majorHAnsi"/>
-      <w:color w:themeColor="accent1" w:themeShade="BF" w:val="0F4761"/>
-      <w:sz w:val="40"/>
-      <w:szCs w:val="40"/>
-    </w:rPr>
-  </w:style>
-  <w:style w:customStyle="1" w:styleId="Heading2Char" w:type="character">
-    <w:name w:val="Heading 2 Char"/>
-    <w:basedOn w:val="DefaultParagraphFont"/>
-    <w:link w:val="Heading2"/>
-    <w:uiPriority w:val="9"/>
-    <w:semiHidden/>
-    <w:rsid w:val="00A10FD9"/>
-    <w:rPr>
-      <w:rFonts w:asciiTheme="majorHAnsi" w:cstheme="majorBidi" w:eastAsiaTheme="majorEastAsia" w:hAnsiTheme="majorHAnsi"/>
-      <w:color w:themeColor="accent1" w:themeShade="BF" w:val="0F4761"/>
-      <w:sz w:val="32"/>
-      <w:szCs w:val="32"/>
-    </w:rPr>
-  </w:style>
-  <w:style w:customStyle="1" w:styleId="Heading3Char" w:type="character">
-    <w:name w:val="Heading 3 Char"/>
-    <w:basedOn w:val="DefaultParagraphFont"/>
-    <w:link w:val="Heading3"/>
-    <w:uiPriority w:val="9"/>
-    <w:semiHidden/>
-    <w:rsid w:val="00A10FD9"/>
-    <w:rPr>
-      <w:rFonts w:cstheme="majorBidi" w:eastAsiaTheme="majorEastAsia"/>
-      <w:color w:themeColor="accent1" w:themeShade="BF" w:val="0F4761"/>
-      <w:sz w:val="28"/>
-      <w:szCs w:val="28"/>
-    </w:rPr>
-  </w:style>
-  <w:style w:customStyle="1" w:styleId="Heading4Char" w:type="character">
-    <w:name w:val="Heading 4 Char"/>
-    <w:basedOn w:val="DefaultParagraphFont"/>
-    <w:link w:val="Heading4"/>
-    <w:uiPriority w:val="9"/>
-    <w:semiHidden/>
-    <w:rsid w:val="00A10FD9"/>
-    <w:rPr>
-      <w:rFonts w:cstheme="majorBidi" w:eastAsiaTheme="majorEastAsia"/>
-      <w:i/>
-      <w:iCs/>
-      <w:color w:themeColor="accent1" w:themeShade="BF" w:val="0F4761"/>
-    </w:rPr>
-  </w:style>
-  <w:style w:customStyle="1" w:styleId="Heading5Char" w:type="character">
-    <w:name w:val="Heading 5 Char"/>
-    <w:basedOn w:val="DefaultParagraphFont"/>
-    <w:link w:val="Heading5"/>
-    <w:uiPriority w:val="9"/>
-    <w:semiHidden/>
-    <w:rsid w:val="00A10FD9"/>
-    <w:rPr>
-      <w:rFonts w:cstheme="majorBidi" w:eastAsiaTheme="majorEastAsia"/>
-      <w:color w:themeColor="accent1" w:themeShade="BF" w:val="0F4761"/>
-    </w:rPr>
-  </w:style>
-  <w:style w:customStyle="1" w:styleId="Heading6Char" w:type="character">
-    <w:name w:val="Heading 6 Char"/>
-    <w:basedOn w:val="DefaultParagraphFont"/>
-    <w:link w:val="Heading6"/>
-    <w:uiPriority w:val="9"/>
-    <w:semiHidden/>
-    <w:rsid w:val="00A10FD9"/>
-    <w:rPr>
-      <w:rFonts w:cstheme="majorBidi" w:eastAsiaTheme="majorEastAsia"/>
-      <w:i/>
-      <w:iCs/>
-      <w:color w:themeColor="text1" w:themeTint="A6" w:val="595959"/>
-    </w:rPr>
-  </w:style>
-  <w:style w:customStyle="1" w:styleId="Heading7Char" w:type="character">
-    <w:name w:val="Heading 7 Char"/>
-    <w:basedOn w:val="DefaultParagraphFont"/>
-    <w:link w:val="Heading7"/>
-    <w:uiPriority w:val="9"/>
-    <w:semiHidden/>
-    <w:rsid w:val="00A10FD9"/>
-    <w:rPr>
-      <w:rFonts w:cstheme="majorBidi" w:eastAsiaTheme="majorEastAsia"/>
-      <w:color w:themeColor="text1" w:themeTint="A6" w:val="595959"/>
-    </w:rPr>
-  </w:style>
-  <w:style w:customStyle="1" w:styleId="Heading8Char" w:type="character">
-    <w:name w:val="Heading 8 Char"/>
-    <w:basedOn w:val="DefaultParagraphFont"/>
-    <w:link w:val="Heading8"/>
-    <w:uiPriority w:val="9"/>
-    <w:semiHidden/>
-    <w:rsid w:val="00A10FD9"/>
-    <w:rPr>
-      <w:rFonts w:cstheme="majorBidi" w:eastAsiaTheme="majorEastAsia"/>
-      <w:i/>
-      <w:iCs/>
-      <w:color w:themeColor="text1" w:themeTint="D8" w:val="272727"/>
-    </w:rPr>
-  </w:style>
-  <w:style w:customStyle="1" w:styleId="Heading9Char" w:type="character">
-    <w:name w:val="Heading 9 Char"/>
-    <w:basedOn w:val="DefaultParagraphFont"/>
-    <w:link w:val="Heading9"/>
-    <w:uiPriority w:val="9"/>
-    <w:semiHidden/>
-    <w:rsid w:val="00A10FD9"/>
-    <w:rPr>
-      <w:rFonts w:cstheme="majorBidi" w:eastAsiaTheme="majorEastAsia"/>
-      <w:color w:themeColor="text1" w:themeTint="D8" w:val="272727"/>
+      <w:color w:themeColor="accent1" w:val="4F81BD"/>
+      <w:sz w:val="24"/>
+      <w:szCs w:val="24"/>
     </w:rPr>
   </w:style>
   <w:style w:styleId="BlockText" w:type="paragraph">
@@ -3150,18 +3187,6 @@
     <w:uiPriority w:val="9"/>
     <w:unhideWhenUsed/>
     <w:qFormat/>
-  </w:style>
-  <w:style w:styleId="FootnoteBlockText" w:type="paragraph">
-    <w:name w:val="Footnote Block Text"/>
-    <w:basedOn w:val="FootnoteText"/>
-    <w:next w:val="FootnoteText"/>
-    <w:uiPriority w:val="9"/>
-    <w:unhideWhenUsed/>
-    <w:qFormat/>
-    <w:pPr>
-      <w:spacing w:after="100" w:before="100"/>
-      <w:ind w:firstLine="0" w:left="480" w:right="480"/>
-    </w:pPr>
   </w:style>
   <w:style w:default="1" w:styleId="DefaultParagraphFont" w:type="character">
     <w:name w:val="Default Paragraph Font"/>
@@ -3192,10 +3217,10 @@
         <w:jc w:val="left"/>
       </w:trPr>
       <w:tcPr>
+        <w:vAlign w:val="bottom"/>
         <w:tcBorders>
           <w:bottom w:val="single"/>
         </w:tcBorders>
-        <w:vAlign w:val="bottom"/>
       </w:tcPr>
     </w:tblStylePr>
   </w:style>
@@ -3310,8 +3335,8 @@
     <w:name w:val="KeywordTok"/>
     <w:basedOn w:val="VerbatimChar"/>
     <w:rPr>
+      <w:color w:val="007020"/>
       <w:b/>
-      <w:color w:val="007020"/>
     </w:rPr>
   </w:style>
   <w:style w:type="character" w:customStyle="1" w:styleId="DataTypeTok">
@@ -3388,42 +3413,42 @@
     <w:name w:val="ImportTok"/>
     <w:basedOn w:val="VerbatimChar"/>
     <w:rPr>
+      <w:color w:val="008000"/>
       <w:b/>
-      <w:color w:val="008000"/>
     </w:rPr>
   </w:style>
   <w:style w:type="character" w:customStyle="1" w:styleId="CommentTok">
     <w:name w:val="CommentTok"/>
     <w:basedOn w:val="VerbatimChar"/>
     <w:rPr>
+      <w:color w:val="60a0b0"/>
       <w:i/>
-      <w:color w:val="60a0b0"/>
     </w:rPr>
   </w:style>
   <w:style w:type="character" w:customStyle="1" w:styleId="DocumentationTok">
     <w:name w:val="DocumentationTok"/>
     <w:basedOn w:val="VerbatimChar"/>
     <w:rPr>
+      <w:color w:val="ba2121"/>
       <w:i/>
-      <w:color w:val="ba2121"/>
     </w:rPr>
   </w:style>
   <w:style w:type="character" w:customStyle="1" w:styleId="AnnotationTok">
     <w:name w:val="AnnotationTok"/>
     <w:basedOn w:val="VerbatimChar"/>
     <w:rPr>
+      <w:color w:val="60a0b0"/>
       <w:b/>
       <w:i/>
-      <w:color w:val="60a0b0"/>
     </w:rPr>
   </w:style>
   <w:style w:type="character" w:customStyle="1" w:styleId="CommentVarTok">
     <w:name w:val="CommentVarTok"/>
     <w:basedOn w:val="VerbatimChar"/>
     <w:rPr>
+      <w:color w:val="60a0b0"/>
       <w:b/>
       <w:i/>
-      <w:color w:val="60a0b0"/>
     </w:rPr>
   </w:style>
   <w:style w:type="character" w:customStyle="1" w:styleId="OtherTok">
@@ -3451,8 +3476,8 @@
     <w:name w:val="ControlFlowTok"/>
     <w:basedOn w:val="VerbatimChar"/>
     <w:rPr>
+      <w:color w:val="007020"/>
       <w:b/>
-      <w:color w:val="007020"/>
     </w:rPr>
   </w:style>
   <w:style w:type="character" w:customStyle="1" w:styleId="OperatorTok">
@@ -3497,34 +3522,34 @@
     <w:name w:val="InformationTok"/>
     <w:basedOn w:val="VerbatimChar"/>
     <w:rPr>
+      <w:color w:val="60a0b0"/>
       <w:b/>
       <w:i/>
-      <w:color w:val="60a0b0"/>
     </w:rPr>
   </w:style>
   <w:style w:type="character" w:customStyle="1" w:styleId="WarningTok">
     <w:name w:val="WarningTok"/>
     <w:basedOn w:val="VerbatimChar"/>
     <w:rPr>
+      <w:color w:val="60a0b0"/>
       <w:b/>
       <w:i/>
-      <w:color w:val="60a0b0"/>
     </w:rPr>
   </w:style>
   <w:style w:type="character" w:customStyle="1" w:styleId="AlertTok">
     <w:name w:val="AlertTok"/>
     <w:basedOn w:val="VerbatimChar"/>
     <w:rPr>
+      <w:color w:val="ff0000"/>
       <w:b/>
-      <w:color w:val="ff0000"/>
     </w:rPr>
   </w:style>
   <w:style w:type="character" w:customStyle="1" w:styleId="ErrorTok">
     <w:name w:val="ErrorTok"/>
     <w:basedOn w:val="VerbatimChar"/>
     <w:rPr>
+      <w:color w:val="ff0000"/>
       <w:b/>
-      <w:color w:val="ff0000"/>
     </w:rPr>
   </w:style>
   <w:style w:type="character" w:customStyle="1" w:styleId="NormalTok">
@@ -3546,44 +3571,44 @@
         <a:sysClr val="window" lastClr="FFFFFF"/>
       </a:lt1>
       <a:dk2>
-        <a:srgbClr val="0E2841"/>
+        <a:srgbClr val="1F497D"/>
       </a:dk2>
       <a:lt2>
-        <a:srgbClr val="E8E8E8"/>
+        <a:srgbClr val="EEECE1"/>
       </a:lt2>
       <a:accent1>
-        <a:srgbClr val="156082"/>
+        <a:srgbClr val="4F81BD"/>
       </a:accent1>
       <a:accent2>
-        <a:srgbClr val="E97132"/>
+        <a:srgbClr val="C0504D"/>
       </a:accent2>
       <a:accent3>
-        <a:srgbClr val="196B24"/>
+        <a:srgbClr val="9BBB59"/>
       </a:accent3>
       <a:accent4>
-        <a:srgbClr val="0F9ED5"/>
+        <a:srgbClr val="8064A2"/>
       </a:accent4>
       <a:accent5>
-        <a:srgbClr val="A02B93"/>
+        <a:srgbClr val="4BACC6"/>
       </a:accent5>
       <a:accent6>
-        <a:srgbClr val="4EA72E"/>
+        <a:srgbClr val="F79646"/>
       </a:accent6>
       <a:hlink>
-        <a:srgbClr val="467886"/>
+        <a:srgbClr val="0000FF"/>
       </a:hlink>
       <a:folHlink>
-        <a:srgbClr val="96607D"/>
+        <a:srgbClr val="800080"/>
       </a:folHlink>
     </a:clrScheme>
     <a:fontScheme name="Office">
       <a:majorFont>
-        <a:latin typeface="Aptos Display" panose="02110004020202020204"/>
+        <a:latin typeface="Calibri"/>
         <a:ea typeface=""/>
         <a:cs typeface=""/>
-        <a:font script="Jpan" typeface="游ゴシック Light"/>
+        <a:font script="Jpan" typeface="ＭＳ ゴシック"/>
         <a:font script="Hang" typeface="맑은 고딕"/>
-        <a:font script="Hans" typeface="等线 Light"/>
+        <a:font script="Hans" typeface="宋体"/>
         <a:font script="Hant" typeface="新細明體"/>
         <a:font script="Arab" typeface="Times New Roman"/>
         <a:font script="Hebr" typeface="Times New Roman"/>
@@ -3610,32 +3635,14 @@
         <a:font script="Mong" typeface="Mongolian Baiti"/>
         <a:font script="Viet" typeface="Times New Roman"/>
         <a:font script="Uigh" typeface="Microsoft Uighur"/>
-        <a:font script="Geor" typeface="Sylfaen"/>
-        <a:font script="Armn" typeface="Arial"/>
-        <a:font script="Bugi" typeface="Leelawadee UI"/>
-        <a:font script="Bopo" typeface="Microsoft JhengHei"/>
-        <a:font script="Java" typeface="Javanese Text"/>
-        <a:font script="Lisu" typeface="Segoe UI"/>
-        <a:font script="Mymr" typeface="Myanmar Text"/>
-        <a:font script="Nkoo" typeface="Ebrima"/>
-        <a:font script="Olck" typeface="Nirmala UI"/>
-        <a:font script="Osma" typeface="Ebrima"/>
-        <a:font script="Phag" typeface="Phagspa"/>
-        <a:font script="Syrn" typeface="Estrangelo Edessa"/>
-        <a:font script="Syrj" typeface="Estrangelo Edessa"/>
-        <a:font script="Syre" typeface="Estrangelo Edessa"/>
-        <a:font script="Sora" typeface="Nirmala UI"/>
-        <a:font script="Tale" typeface="Microsoft Tai Le"/>
-        <a:font script="Talu" typeface="Microsoft New Tai Lue"/>
-        <a:font script="Tfng" typeface="Ebrima"/>
       </a:majorFont>
       <a:minorFont>
-        <a:latin typeface="Aptos" panose="02110004020202020204"/>
+        <a:latin typeface="Cambria"/>
         <a:ea typeface=""/>
         <a:cs typeface=""/>
-        <a:font script="Jpan" typeface="游明朝"/>
+        <a:font script="Jpan" typeface="ＭＳ 明朝"/>
         <a:font script="Hang" typeface="맑은 고딕"/>
-        <a:font script="Hans" typeface="等线"/>
+        <a:font script="Hans" typeface="宋体"/>
         <a:font script="Hant" typeface="新細明體"/>
         <a:font script="Arab" typeface="Arial"/>
         <a:font script="Hebr" typeface="Arial"/>
@@ -3662,24 +3669,6 @@
         <a:font script="Mong" typeface="Mongolian Baiti"/>
         <a:font script="Viet" typeface="Arial"/>
         <a:font script="Uigh" typeface="Microsoft Uighur"/>
-        <a:font script="Geor" typeface="Sylfaen"/>
-        <a:font script="Armn" typeface="Arial"/>
-        <a:font script="Bugi" typeface="Leelawadee UI"/>
-        <a:font script="Bopo" typeface="Microsoft JhengHei"/>
-        <a:font script="Java" typeface="Javanese Text"/>
-        <a:font script="Lisu" typeface="Segoe UI"/>
-        <a:font script="Mymr" typeface="Myanmar Text"/>
-        <a:font script="Nkoo" typeface="Ebrima"/>
-        <a:font script="Olck" typeface="Nirmala UI"/>
-        <a:font script="Osma" typeface="Ebrima"/>
-        <a:font script="Phag" typeface="Phagspa"/>
-        <a:font script="Syrn" typeface="Estrangelo Edessa"/>
-        <a:font script="Syrj" typeface="Estrangelo Edessa"/>
-        <a:font script="Syre" typeface="Estrangelo Edessa"/>
-        <a:font script="Sora" typeface="Nirmala UI"/>
-        <a:font script="Tale" typeface="Microsoft Tai Le"/>
-        <a:font script="Talu" typeface="Microsoft New Tai Lue"/>
-        <a:font script="Tfng" typeface="Ebrima"/>
       </a:minorFont>
     </a:fontScheme>
     <a:fmtScheme name="Office">
@@ -3691,141 +3680,200 @@
           <a:gsLst>
             <a:gs pos="0">
               <a:schemeClr val="phClr">
-                <a:lumMod val="110000"/>
-                <a:satMod val="105000"/>
-                <a:tint val="67000"/>
+                <a:tint val="50000"/>
+                <a:satMod val="300000"/>
               </a:schemeClr>
             </a:gs>
-            <a:gs pos="50000">
+            <a:gs pos="35000">
               <a:schemeClr val="phClr">
-                <a:lumMod val="105000"/>
-                <a:satMod val="103000"/>
-                <a:tint val="73000"/>
+                <a:tint val="37000"/>
+                <a:satMod val="300000"/>
               </a:schemeClr>
             </a:gs>
             <a:gs pos="100000">
               <a:schemeClr val="phClr">
-                <a:lumMod val="105000"/>
-                <a:satMod val="109000"/>
-                <a:tint val="81000"/>
+                <a:tint val="15000"/>
+                <a:satMod val="350000"/>
               </a:schemeClr>
             </a:gs>
           </a:gsLst>
-          <a:lin ang="5400000" scaled="0"/>
+          <a:lin ang="16200000" scaled="1"/>
         </a:gradFill>
         <a:gradFill rotWithShape="1">
           <a:gsLst>
             <a:gs pos="0">
               <a:schemeClr val="phClr">
-                <a:satMod val="103000"/>
-                <a:lumMod val="102000"/>
-                <a:tint val="94000"/>
-              </a:schemeClr>
-            </a:gs>
-            <a:gs pos="50000">
-              <a:schemeClr val="phClr">
-                <a:satMod val="110000"/>
-                <a:lumMod val="100000"/>
+                <a:tint val="100000"/>
                 <a:shade val="100000"/>
+                <a:satMod val="130000"/>
               </a:schemeClr>
             </a:gs>
             <a:gs pos="100000">
               <a:schemeClr val="phClr">
-                <a:lumMod val="99000"/>
-                <a:satMod val="120000"/>
-                <a:shade val="78000"/>
+                <a:tint val="50000"/>
+                <a:shade val="100000"/>
+                <a:satMod val="350000"/>
               </a:schemeClr>
             </a:gs>
           </a:gsLst>
-          <a:lin ang="5400000" scaled="0"/>
+          <a:lin ang="16200000" scaled="0"/>
         </a:gradFill>
       </a:fillStyleLst>
       <a:lnStyleLst>
-        <a:ln w="6350" cap="flat" cmpd="sng" algn="ctr">
+        <a:ln w="9525" cap="flat" cmpd="sng" algn="ctr">
+          <a:solidFill>
+            <a:schemeClr val="phClr">
+              <a:shade val="95000"/>
+              <a:satMod val="105000"/>
+            </a:schemeClr>
+          </a:solidFill>
+          <a:prstDash val="solid"/>
+        </a:ln>
+        <a:ln w="25400" cap="flat" cmpd="sng" algn="ctr">
           <a:solidFill>
             <a:schemeClr val="phClr"/>
           </a:solidFill>
           <a:prstDash val="solid"/>
-          <a:miter lim="800000"/>
         </a:ln>
-        <a:ln w="12700" cap="flat" cmpd="sng" algn="ctr">
+        <a:ln w="38100" cap="flat" cmpd="sng" algn="ctr">
           <a:solidFill>
             <a:schemeClr val="phClr"/>
           </a:solidFill>
           <a:prstDash val="solid"/>
-          <a:miter lim="800000"/>
-        </a:ln>
-        <a:ln w="19050" cap="flat" cmpd="sng" algn="ctr">
-          <a:solidFill>
-            <a:schemeClr val="phClr"/>
-          </a:solidFill>
-          <a:prstDash val="solid"/>
-          <a:miter lim="800000"/>
         </a:ln>
       </a:lnStyleLst>
       <a:effectStyleLst>
         <a:effectStyle>
-          <a:effectLst/>
-        </a:effectStyle>
-        <a:effectStyle>
-          <a:effectLst/>
+          <a:effectLst>
+            <a:outerShdw blurRad="40000" dist="20000" dir="5400000" rotWithShape="0">
+              <a:srgbClr val="000000">
+                <a:alpha val="38000"/>
+              </a:srgbClr>
+            </a:outerShdw>
+          </a:effectLst>
         </a:effectStyle>
         <a:effectStyle>
           <a:effectLst>
-            <a:outerShdw blurRad="57150" dist="19050" dir="5400000" algn="ctr" rotWithShape="0">
+            <a:outerShdw blurRad="40000" dist="23000" dir="5400000" rotWithShape="0">
               <a:srgbClr val="000000">
-                <a:alpha val="63000"/>
+                <a:alpha val="35000"/>
               </a:srgbClr>
             </a:outerShdw>
           </a:effectLst>
+        </a:effectStyle>
+        <a:effectStyle>
+          <a:effectLst>
+            <a:outerShdw blurRad="40000" dist="23000" dir="5400000" rotWithShape="0">
+              <a:srgbClr val="000000">
+                <a:alpha val="35000"/>
+              </a:srgbClr>
+            </a:outerShdw>
+          </a:effectLst>
+          <a:scene3d>
+            <a:camera prst="orthographicFront">
+              <a:rot lat="0" lon="0" rev="0"/>
+            </a:camera>
+            <a:lightRig rig="threePt" dir="t">
+              <a:rot lat="0" lon="0" rev="1200000"/>
+            </a:lightRig>
+          </a:scene3d>
+          <a:sp3d>
+            <a:bevelT w="63500" h="25400"/>
+          </a:sp3d>
         </a:effectStyle>
       </a:effectStyleLst>
       <a:bgFillStyleLst>
         <a:solidFill>
           <a:schemeClr val="phClr"/>
         </a:solidFill>
-        <a:solidFill>
-          <a:schemeClr val="phClr">
-            <a:tint val="95000"/>
-            <a:satMod val="170000"/>
-          </a:schemeClr>
-        </a:solidFill>
         <a:gradFill rotWithShape="1">
           <a:gsLst>
             <a:gs pos="0">
               <a:schemeClr val="phClr">
-                <a:tint val="93000"/>
-                <a:satMod val="150000"/>
-                <a:shade val="98000"/>
-                <a:lumMod val="102000"/>
+                <a:tint val="40000"/>
+                <a:satMod val="350000"/>
               </a:schemeClr>
             </a:gs>
-            <a:gs pos="50000">
+            <a:gs pos="40000">
               <a:schemeClr val="phClr">
-                <a:tint val="98000"/>
-                <a:satMod val="130000"/>
-                <a:shade val="90000"/>
-                <a:lumMod val="103000"/>
+                <a:tint val="45000"/>
+                <a:shade val="99000"/>
+                <a:satMod val="350000"/>
               </a:schemeClr>
             </a:gs>
             <a:gs pos="100000">
               <a:schemeClr val="phClr">
-                <a:shade val="63000"/>
-                <a:satMod val="120000"/>
+                <a:shade val="20000"/>
+                <a:satMod val="255000"/>
               </a:schemeClr>
             </a:gs>
           </a:gsLst>
-          <a:lin ang="5400000" scaled="0"/>
+          <a:path path="circle">
+            <a:fillToRect l="50000" t="-80000" r="50000" b="180000"/>
+          </a:path>
+        </a:gradFill>
+        <a:gradFill rotWithShape="1">
+          <a:gsLst>
+            <a:gs pos="0">
+              <a:schemeClr val="phClr">
+                <a:tint val="80000"/>
+                <a:satMod val="300000"/>
+              </a:schemeClr>
+            </a:gs>
+            <a:gs pos="100000">
+              <a:schemeClr val="phClr">
+                <a:shade val="30000"/>
+                <a:satMod val="200000"/>
+              </a:schemeClr>
+            </a:gs>
+          </a:gsLst>
+          <a:path path="circle">
+            <a:fillToRect l="50000" t="50000" r="50000" b="50000"/>
+          </a:path>
         </a:gradFill>
       </a:bgFillStyleLst>
     </a:fmtScheme>
   </a:themeElements>
-  <a:objectDefaults/>
+  <a:objectDefaults>
+    <a:spDef>
+      <a:spPr/>
+      <a:bodyPr/>
+      <a:lstStyle/>
+      <a:style>
+        <a:lnRef idx="1">
+          <a:schemeClr val="accent1"/>
+        </a:lnRef>
+        <a:fillRef idx="3">
+          <a:schemeClr val="accent1"/>
+        </a:fillRef>
+        <a:effectRef idx="2">
+          <a:schemeClr val="accent1"/>
+        </a:effectRef>
+        <a:fontRef idx="minor">
+          <a:schemeClr val="lt1"/>
+        </a:fontRef>
+      </a:style>
+    </a:spDef>
+    <a:lnDef>
+      <a:spPr/>
+      <a:bodyPr/>
+      <a:lstStyle/>
+      <a:style>
+        <a:lnRef idx="2">
+          <a:schemeClr val="accent1"/>
+        </a:lnRef>
+        <a:fillRef idx="0">
+          <a:schemeClr val="accent1"/>
+        </a:fillRef>
+        <a:effectRef idx="1">
+          <a:schemeClr val="accent1"/>
+        </a:effectRef>
+        <a:fontRef idx="minor">
+          <a:schemeClr val="tx1"/>
+        </a:fontRef>
+      </a:style>
+    </a:lnDef>
+  </a:objectDefaults>
   <a:extraClrSchemeLst/>
-  <a:extLst>
-    <a:ext uri="{05A4C25C-085E-4340-85A3-A5531E510DB2}">
-      <thm15:themeFamily xmlns:thm15="http://schemas.microsoft.com/office/thememl/2012/main" name="Office Theme" id="{2E142A2C-CD16-42D6-873A-C26D2A0506FA}" vid="{1BDDFF52-6CD6-40A5-AB3C-68EB2F1E4D0A}"/>
-    </a:ext>
-  </a:extLst>
 </a:theme>
 </file>